--- a/Очет-по-КР-III.docx
+++ b/Очет-по-КР-III.docx
@@ -1048,11 +1048,11 @@
           <w:tab w:val="right" w:leader="dot" w:pos="9345"/>
         </w:tabs>
         <w:rPr>
-          <w:rFonts w:ascii="Times New Roman" w:eastAsiaTheme="minorEastAsia" w:hAnsi="Times New Roman" w:cs="Times New Roman"/>
+          <w:rFonts w:eastAsiaTheme="minorEastAsia"/>
           <w:noProof/>
           <w:kern w:val="2"/>
-          <w:sz w:val="28"/>
-          <w:szCs w:val="28"/>
+          <w:sz w:val="24"/>
+          <w:szCs w:val="24"/>
           <w:lang w:eastAsia="ru-RU"/>
           <w14:ligatures w14:val="standardContextual"/>
         </w:rPr>
@@ -1105,27 +1105,27 @@
         </w:rPr>
         <w:fldChar w:fldCharType="separate"/>
       </w:r>
-      <w:hyperlink w:anchor="_Toc213692516" w:history="1">
+      <w:hyperlink w:anchor="_Toc216098051" w:history="1">
         <w:r>
           <w:rPr>
             <w:rStyle w:val="a7"/>
-            <w:rFonts w:ascii="Times New Roman" w:eastAsia="Times New Roman" w:hAnsi="Times New Roman" w:cs="Times New Roman"/>
+            <w:rFonts w:ascii="Times New Roman" w:eastAsia="Times New Roman" w:hAnsi="Times New Roman" w:cs="Mangal"/>
+            <w:b/>
+            <w:bCs/>
             <w:iCs/>
             <w:noProof/>
             <w:kern w:val="1"/>
-            <w:sz w:val="28"/>
-            <w:szCs w:val="28"/>
             <w:lang w:eastAsia="zh-CN" w:bidi="hi-IN"/>
           </w:rPr>
           <w:t>1.1</w:t>
         </w:r>
         <w:r>
           <w:rPr>
-            <w:rFonts w:ascii="Times New Roman" w:eastAsiaTheme="minorEastAsia" w:hAnsi="Times New Roman" w:cs="Times New Roman"/>
+            <w:rFonts w:eastAsiaTheme="minorEastAsia"/>
             <w:noProof/>
             <w:kern w:val="2"/>
-            <w:sz w:val="28"/>
-            <w:szCs w:val="28"/>
+            <w:sz w:val="24"/>
+            <w:szCs w:val="24"/>
             <w:lang w:eastAsia="ru-RU"/>
             <w14:ligatures w14:val="standardContextual"/>
           </w:rPr>
@@ -1134,82 +1134,61 @@
         <w:r>
           <w:rPr>
             <w:rStyle w:val="a7"/>
-            <w:rFonts w:ascii="Times New Roman" w:eastAsia="Times New Roman" w:hAnsi="Times New Roman" w:cs="Times New Roman"/>
+            <w:rFonts w:ascii="Times New Roman" w:eastAsia="Times New Roman" w:hAnsi="Times New Roman" w:cs="Mangal"/>
+            <w:b/>
+            <w:bCs/>
             <w:iCs/>
             <w:noProof/>
             <w:kern w:val="1"/>
-            <w:sz w:val="28"/>
-            <w:szCs w:val="28"/>
             <w:lang w:eastAsia="zh-CN" w:bidi="hi-IN"/>
           </w:rPr>
           <w:t>Цель работы</w:t>
         </w:r>
         <w:r>
           <w:rPr>
-            <w:rFonts w:ascii="Times New Roman" w:hAnsi="Times New Roman" w:cs="Times New Roman"/>
             <w:noProof/>
             <w:webHidden/>
-            <w:sz w:val="28"/>
-            <w:szCs w:val="28"/>
           </w:rPr>
           <w:tab/>
         </w:r>
         <w:r>
           <w:rPr>
-            <w:rFonts w:ascii="Times New Roman" w:hAnsi="Times New Roman" w:cs="Times New Roman"/>
             <w:noProof/>
             <w:webHidden/>
-            <w:sz w:val="28"/>
-            <w:szCs w:val="28"/>
           </w:rPr>
           <w:fldChar w:fldCharType="begin"/>
         </w:r>
         <w:r>
           <w:rPr>
-            <w:rFonts w:ascii="Times New Roman" w:hAnsi="Times New Roman" w:cs="Times New Roman"/>
             <w:noProof/>
             <w:webHidden/>
-            <w:sz w:val="28"/>
-            <w:szCs w:val="28"/>
           </w:rPr>
-          <w:instrText xml:space="preserve"> PAGEREF _Toc213692516 \h </w:instrText>
+          <w:instrText xml:space="preserve"> PAGEREF _Toc216098051 \h </w:instrText>
         </w:r>
         <w:r>
           <w:rPr>
-            <w:rFonts w:ascii="Times New Roman" w:hAnsi="Times New Roman" w:cs="Times New Roman"/>
             <w:noProof/>
             <w:webHidden/>
-            <w:sz w:val="28"/>
-            <w:szCs w:val="28"/>
           </w:rPr>
         </w:r>
         <w:r>
           <w:rPr>
-            <w:rFonts w:ascii="Times New Roman" w:hAnsi="Times New Roman" w:cs="Times New Roman"/>
             <w:noProof/>
             <w:webHidden/>
-            <w:sz w:val="28"/>
-            <w:szCs w:val="28"/>
           </w:rPr>
           <w:fldChar w:fldCharType="separate"/>
         </w:r>
         <w:r>
           <w:rPr>
-            <w:rFonts w:ascii="Times New Roman" w:hAnsi="Times New Roman" w:cs="Times New Roman"/>
             <w:noProof/>
             <w:webHidden/>
-            <w:sz w:val="28"/>
-            <w:szCs w:val="28"/>
           </w:rPr>
           <w:t>3</w:t>
         </w:r>
         <w:r>
           <w:rPr>
-            <w:rFonts w:ascii="Times New Roman" w:hAnsi="Times New Roman" w:cs="Times New Roman"/>
             <w:noProof/>
             <w:webHidden/>
-            <w:sz w:val="28"/>
-            <w:szCs w:val="28"/>
           </w:rPr>
           <w:fldChar w:fldCharType="end"/>
         </w:r>
@@ -1223,34 +1202,34 @@
           <w:tab w:val="right" w:leader="dot" w:pos="9345"/>
         </w:tabs>
         <w:rPr>
-          <w:rFonts w:ascii="Times New Roman" w:eastAsiaTheme="minorEastAsia" w:hAnsi="Times New Roman" w:cs="Times New Roman"/>
+          <w:rFonts w:eastAsiaTheme="minorEastAsia"/>
           <w:noProof/>
           <w:kern w:val="2"/>
-          <w:sz w:val="28"/>
-          <w:szCs w:val="28"/>
+          <w:sz w:val="24"/>
+          <w:szCs w:val="24"/>
           <w:lang w:eastAsia="ru-RU"/>
           <w14:ligatures w14:val="standardContextual"/>
         </w:rPr>
       </w:pPr>
-      <w:hyperlink w:anchor="_Toc213692517" w:history="1">
+      <w:hyperlink w:anchor="_Toc216098052" w:history="1">
         <w:r>
           <w:rPr>
             <w:rStyle w:val="a7"/>
             <w:rFonts w:ascii="Times New Roman" w:hAnsi="Times New Roman" w:cs="Times New Roman"/>
+            <w:b/>
+            <w:bCs/>
             <w:noProof/>
-            <w:sz w:val="28"/>
-            <w:szCs w:val="28"/>
             <w:lang w:eastAsia="zh-CN" w:bidi="hi-IN"/>
           </w:rPr>
           <w:t>1.2</w:t>
         </w:r>
         <w:r>
           <w:rPr>
-            <w:rFonts w:ascii="Times New Roman" w:eastAsiaTheme="minorEastAsia" w:hAnsi="Times New Roman" w:cs="Times New Roman"/>
+            <w:rFonts w:eastAsiaTheme="minorEastAsia"/>
             <w:noProof/>
             <w:kern w:val="2"/>
-            <w:sz w:val="28"/>
-            <w:szCs w:val="28"/>
+            <w:sz w:val="24"/>
+            <w:szCs w:val="24"/>
             <w:lang w:eastAsia="ru-RU"/>
             <w14:ligatures w14:val="standardContextual"/>
           </w:rPr>
@@ -1259,82 +1238,60 @@
         <w:r>
           <w:rPr>
             <w:rStyle w:val="a7"/>
-            <w:rFonts w:ascii="Times New Roman" w:eastAsia="SimSun" w:hAnsi="Times New Roman" w:cs="Times New Roman"/>
+            <w:rFonts w:ascii="Times New Roman" w:eastAsia="SimSun" w:hAnsi="Times New Roman"/>
+            <w:b/>
             <w:iCs/>
             <w:noProof/>
             <w:kern w:val="1"/>
-            <w:sz w:val="28"/>
-            <w:szCs w:val="28"/>
             <w:lang w:eastAsia="zh-CN" w:bidi="hi-IN"/>
           </w:rPr>
           <w:t>Задание</w:t>
         </w:r>
         <w:r>
           <w:rPr>
-            <w:rFonts w:ascii="Times New Roman" w:hAnsi="Times New Roman" w:cs="Times New Roman"/>
             <w:noProof/>
             <w:webHidden/>
-            <w:sz w:val="28"/>
-            <w:szCs w:val="28"/>
           </w:rPr>
           <w:tab/>
         </w:r>
         <w:r>
           <w:rPr>
-            <w:rFonts w:ascii="Times New Roman" w:hAnsi="Times New Roman" w:cs="Times New Roman"/>
             <w:noProof/>
             <w:webHidden/>
-            <w:sz w:val="28"/>
-            <w:szCs w:val="28"/>
           </w:rPr>
           <w:fldChar w:fldCharType="begin"/>
         </w:r>
         <w:r>
           <w:rPr>
-            <w:rFonts w:ascii="Times New Roman" w:hAnsi="Times New Roman" w:cs="Times New Roman"/>
             <w:noProof/>
             <w:webHidden/>
-            <w:sz w:val="28"/>
-            <w:szCs w:val="28"/>
           </w:rPr>
-          <w:instrText xml:space="preserve"> PAGEREF _Toc213692517 \h </w:instrText>
+          <w:instrText xml:space="preserve"> PAGEREF _Toc216098052 \h </w:instrText>
         </w:r>
         <w:r>
           <w:rPr>
-            <w:rFonts w:ascii="Times New Roman" w:hAnsi="Times New Roman" w:cs="Times New Roman"/>
             <w:noProof/>
             <w:webHidden/>
-            <w:sz w:val="28"/>
-            <w:szCs w:val="28"/>
           </w:rPr>
         </w:r>
         <w:r>
           <w:rPr>
-            <w:rFonts w:ascii="Times New Roman" w:hAnsi="Times New Roman" w:cs="Times New Roman"/>
             <w:noProof/>
             <w:webHidden/>
-            <w:sz w:val="28"/>
-            <w:szCs w:val="28"/>
           </w:rPr>
           <w:fldChar w:fldCharType="separate"/>
         </w:r>
         <w:r>
           <w:rPr>
-            <w:rFonts w:ascii="Times New Roman" w:hAnsi="Times New Roman" w:cs="Times New Roman"/>
             <w:noProof/>
             <w:webHidden/>
-            <w:sz w:val="28"/>
-            <w:szCs w:val="28"/>
           </w:rPr>
           <w:t>3</w:t>
         </w:r>
         <w:r>
           <w:rPr>
-            <w:rFonts w:ascii="Times New Roman" w:hAnsi="Times New Roman" w:cs="Times New Roman"/>
             <w:noProof/>
             <w:webHidden/>
-            <w:sz w:val="28"/>
-            <w:szCs w:val="28"/>
           </w:rPr>
           <w:fldChar w:fldCharType="end"/>
         </w:r>
@@ -1347,95 +1304,73 @@
           <w:tab w:val="right" w:leader="dot" w:pos="9345"/>
         </w:tabs>
         <w:rPr>
-          <w:rFonts w:ascii="Times New Roman" w:eastAsiaTheme="minorEastAsia" w:hAnsi="Times New Roman" w:cs="Times New Roman"/>
+          <w:rFonts w:eastAsiaTheme="minorEastAsia"/>
           <w:noProof/>
           <w:kern w:val="2"/>
-          <w:sz w:val="28"/>
-          <w:szCs w:val="28"/>
+          <w:sz w:val="24"/>
+          <w:szCs w:val="24"/>
           <w:lang w:eastAsia="ru-RU"/>
           <w14:ligatures w14:val="standardContextual"/>
         </w:rPr>
       </w:pPr>
-      <w:hyperlink w:anchor="_Toc213692518" w:history="1">
+      <w:hyperlink w:anchor="_Toc216098053" w:history="1">
         <w:r>
           <w:rPr>
             <w:rStyle w:val="a7"/>
-            <w:rFonts w:ascii="Times New Roman" w:eastAsia="SimSun" w:hAnsi="Times New Roman" w:cs="Times New Roman"/>
+            <w:rFonts w:ascii="Times New Roman" w:eastAsia="SimSun" w:hAnsi="Times New Roman"/>
+            <w:b/>
             <w:iCs/>
             <w:noProof/>
             <w:kern w:val="1"/>
-            <w:sz w:val="28"/>
-            <w:szCs w:val="28"/>
             <w:lang w:eastAsia="zh-CN" w:bidi="hi-IN"/>
           </w:rPr>
-          <w:t>1.3 Блок-схема алгоритма</w:t>
+          <w:t>1.3 Описание используемых технологий.</w:t>
         </w:r>
         <w:r>
           <w:rPr>
-            <w:rFonts w:ascii="Times New Roman" w:hAnsi="Times New Roman" w:cs="Times New Roman"/>
             <w:noProof/>
             <w:webHidden/>
-            <w:sz w:val="28"/>
-            <w:szCs w:val="28"/>
           </w:rPr>
           <w:tab/>
         </w:r>
         <w:r>
           <w:rPr>
-            <w:rFonts w:ascii="Times New Roman" w:hAnsi="Times New Roman" w:cs="Times New Roman"/>
             <w:noProof/>
             <w:webHidden/>
-            <w:sz w:val="28"/>
-            <w:szCs w:val="28"/>
           </w:rPr>
           <w:fldChar w:fldCharType="begin"/>
         </w:r>
         <w:r>
           <w:rPr>
-            <w:rFonts w:ascii="Times New Roman" w:hAnsi="Times New Roman" w:cs="Times New Roman"/>
             <w:noProof/>
             <w:webHidden/>
-            <w:sz w:val="28"/>
-            <w:szCs w:val="28"/>
           </w:rPr>
-          <w:instrText xml:space="preserve"> PAGEREF _Toc213692518 \h </w:instrText>
+          <w:instrText xml:space="preserve"> PAGEREF _Toc216098053 \h </w:instrText>
         </w:r>
         <w:r>
           <w:rPr>
-            <w:rFonts w:ascii="Times New Roman" w:hAnsi="Times New Roman" w:cs="Times New Roman"/>
             <w:noProof/>
             <w:webHidden/>
-            <w:sz w:val="28"/>
-            <w:szCs w:val="28"/>
           </w:rPr>
         </w:r>
         <w:r>
           <w:rPr>
-            <w:rFonts w:ascii="Times New Roman" w:hAnsi="Times New Roman" w:cs="Times New Roman"/>
             <w:noProof/>
             <w:webHidden/>
-            <w:sz w:val="28"/>
-            <w:szCs w:val="28"/>
           </w:rPr>
           <w:fldChar w:fldCharType="separate"/>
         </w:r>
         <w:r>
           <w:rPr>
-            <w:rFonts w:ascii="Times New Roman" w:hAnsi="Times New Roman" w:cs="Times New Roman"/>
             <w:noProof/>
             <w:webHidden/>
-            <w:sz w:val="28"/>
-            <w:szCs w:val="28"/>
           </w:rPr>
           <w:t>4</w:t>
         </w:r>
         <w:r>
           <w:rPr>
-            <w:rFonts w:ascii="Times New Roman" w:hAnsi="Times New Roman" w:cs="Times New Roman"/>
             <w:noProof/>
             <w:webHidden/>
-            <w:sz w:val="28"/>
-            <w:szCs w:val="28"/>
           </w:rPr>
           <w:fldChar w:fldCharType="end"/>
         </w:r>
@@ -1448,95 +1383,73 @@
           <w:tab w:val="right" w:leader="dot" w:pos="9345"/>
         </w:tabs>
         <w:rPr>
-          <w:rFonts w:ascii="Times New Roman" w:eastAsiaTheme="minorEastAsia" w:hAnsi="Times New Roman" w:cs="Times New Roman"/>
+          <w:rFonts w:eastAsiaTheme="minorEastAsia"/>
           <w:noProof/>
           <w:kern w:val="2"/>
-          <w:sz w:val="28"/>
-          <w:szCs w:val="28"/>
+          <w:sz w:val="24"/>
+          <w:szCs w:val="24"/>
           <w:lang w:eastAsia="ru-RU"/>
           <w14:ligatures w14:val="standardContextual"/>
         </w:rPr>
       </w:pPr>
-      <w:hyperlink w:anchor="_Toc213692519" w:history="1">
+      <w:hyperlink w:anchor="_Toc216098054" w:history="1">
         <w:r>
           <w:rPr>
             <w:rStyle w:val="a7"/>
-            <w:rFonts w:ascii="Times New Roman" w:eastAsia="SimSun" w:hAnsi="Times New Roman" w:cs="Times New Roman"/>
+            <w:rFonts w:ascii="Times New Roman" w:eastAsia="SimSun" w:hAnsi="Times New Roman" w:cs="Arial"/>
+            <w:b/>
             <w:iCs/>
             <w:noProof/>
             <w:kern w:val="1"/>
-            <w:sz w:val="28"/>
-            <w:szCs w:val="28"/>
             <w:lang w:eastAsia="zh-CN" w:bidi="hi-IN"/>
           </w:rPr>
-          <w:t>1.4 Расчет лучшей и худшей сложности алгоритма.</w:t>
+          <w:t>1.4 Структура базы данных.</w:t>
         </w:r>
         <w:r>
           <w:rPr>
-            <w:rFonts w:ascii="Times New Roman" w:hAnsi="Times New Roman" w:cs="Times New Roman"/>
             <w:noProof/>
             <w:webHidden/>
-            <w:sz w:val="28"/>
-            <w:szCs w:val="28"/>
           </w:rPr>
           <w:tab/>
         </w:r>
         <w:r>
           <w:rPr>
-            <w:rFonts w:ascii="Times New Roman" w:hAnsi="Times New Roman" w:cs="Times New Roman"/>
             <w:noProof/>
             <w:webHidden/>
-            <w:sz w:val="28"/>
-            <w:szCs w:val="28"/>
           </w:rPr>
           <w:fldChar w:fldCharType="begin"/>
         </w:r>
         <w:r>
           <w:rPr>
-            <w:rFonts w:ascii="Times New Roman" w:hAnsi="Times New Roman" w:cs="Times New Roman"/>
             <w:noProof/>
             <w:webHidden/>
-            <w:sz w:val="28"/>
-            <w:szCs w:val="28"/>
           </w:rPr>
-          <w:instrText xml:space="preserve"> PAGEREF _Toc213692519 \h </w:instrText>
+          <w:instrText xml:space="preserve"> PAGEREF _Toc216098054 \h </w:instrText>
         </w:r>
         <w:r>
           <w:rPr>
-            <w:rFonts w:ascii="Times New Roman" w:hAnsi="Times New Roman" w:cs="Times New Roman"/>
             <w:noProof/>
             <w:webHidden/>
-            <w:sz w:val="28"/>
-            <w:szCs w:val="28"/>
           </w:rPr>
         </w:r>
         <w:r>
           <w:rPr>
-            <w:rFonts w:ascii="Times New Roman" w:hAnsi="Times New Roman" w:cs="Times New Roman"/>
             <w:noProof/>
             <w:webHidden/>
-            <w:sz w:val="28"/>
-            <w:szCs w:val="28"/>
           </w:rPr>
           <w:fldChar w:fldCharType="separate"/>
         </w:r>
         <w:r>
           <w:rPr>
-            <w:rFonts w:ascii="Times New Roman" w:hAnsi="Times New Roman" w:cs="Times New Roman"/>
             <w:noProof/>
             <w:webHidden/>
-            <w:sz w:val="28"/>
-            <w:szCs w:val="28"/>
           </w:rPr>
-          <w:t>5</w:t>
+          <w:t>4</w:t>
         </w:r>
         <w:r>
           <w:rPr>
-            <w:rFonts w:ascii="Times New Roman" w:hAnsi="Times New Roman" w:cs="Times New Roman"/>
             <w:noProof/>
             <w:webHidden/>
-            <w:sz w:val="28"/>
-            <w:szCs w:val="28"/>
           </w:rPr>
           <w:fldChar w:fldCharType="end"/>
         </w:r>
@@ -1549,95 +1462,73 @@
           <w:tab w:val="right" w:leader="dot" w:pos="9345"/>
         </w:tabs>
         <w:rPr>
-          <w:rFonts w:ascii="Times New Roman" w:eastAsiaTheme="minorEastAsia" w:hAnsi="Times New Roman" w:cs="Times New Roman"/>
+          <w:rFonts w:eastAsiaTheme="minorEastAsia"/>
           <w:noProof/>
           <w:kern w:val="2"/>
-          <w:sz w:val="28"/>
-          <w:szCs w:val="28"/>
+          <w:sz w:val="24"/>
+          <w:szCs w:val="24"/>
           <w:lang w:eastAsia="ru-RU"/>
           <w14:ligatures w14:val="standardContextual"/>
         </w:rPr>
       </w:pPr>
-      <w:hyperlink w:anchor="_Toc213692520" w:history="1">
+      <w:hyperlink w:anchor="_Toc216098055" w:history="1">
         <w:r>
           <w:rPr>
             <w:rStyle w:val="a7"/>
-            <w:rFonts w:ascii="Times New Roman" w:eastAsia="SimSun" w:hAnsi="Times New Roman" w:cs="Times New Roman"/>
+            <w:rFonts w:ascii="Times New Roman" w:eastAsia="SimSun" w:hAnsi="Times New Roman" w:cs="Arial"/>
+            <w:b/>
             <w:iCs/>
             <w:noProof/>
             <w:kern w:val="1"/>
-            <w:sz w:val="28"/>
-            <w:szCs w:val="28"/>
             <w:lang w:eastAsia="zh-CN" w:bidi="hi-IN"/>
           </w:rPr>
           <w:t>1.5 Тестирование программы</w:t>
         </w:r>
         <w:r>
           <w:rPr>
-            <w:rFonts w:ascii="Times New Roman" w:hAnsi="Times New Roman" w:cs="Times New Roman"/>
             <w:noProof/>
             <w:webHidden/>
-            <w:sz w:val="28"/>
-            <w:szCs w:val="28"/>
           </w:rPr>
           <w:tab/>
         </w:r>
         <w:r>
           <w:rPr>
-            <w:rFonts w:ascii="Times New Roman" w:hAnsi="Times New Roman" w:cs="Times New Roman"/>
             <w:noProof/>
             <w:webHidden/>
-            <w:sz w:val="28"/>
-            <w:szCs w:val="28"/>
           </w:rPr>
           <w:fldChar w:fldCharType="begin"/>
         </w:r>
         <w:r>
           <w:rPr>
-            <w:rFonts w:ascii="Times New Roman" w:hAnsi="Times New Roman" w:cs="Times New Roman"/>
             <w:noProof/>
             <w:webHidden/>
-            <w:sz w:val="28"/>
-            <w:szCs w:val="28"/>
           </w:rPr>
-          <w:instrText xml:space="preserve"> PAGEREF _Toc213692520 \h </w:instrText>
+          <w:instrText xml:space="preserve"> PAGEREF _Toc216098055 \h </w:instrText>
         </w:r>
         <w:r>
           <w:rPr>
-            <w:rFonts w:ascii="Times New Roman" w:hAnsi="Times New Roman" w:cs="Times New Roman"/>
             <w:noProof/>
             <w:webHidden/>
-            <w:sz w:val="28"/>
-            <w:szCs w:val="28"/>
           </w:rPr>
         </w:r>
         <w:r>
           <w:rPr>
-            <w:rFonts w:ascii="Times New Roman" w:hAnsi="Times New Roman" w:cs="Times New Roman"/>
             <w:noProof/>
             <w:webHidden/>
-            <w:sz w:val="28"/>
-            <w:szCs w:val="28"/>
           </w:rPr>
           <w:fldChar w:fldCharType="separate"/>
         </w:r>
         <w:r>
           <w:rPr>
-            <w:rFonts w:ascii="Times New Roman" w:hAnsi="Times New Roman" w:cs="Times New Roman"/>
             <w:noProof/>
             <w:webHidden/>
-            <w:sz w:val="28"/>
-            <w:szCs w:val="28"/>
           </w:rPr>
-          <w:t>5</w:t>
+          <w:t>4</w:t>
         </w:r>
         <w:r>
           <w:rPr>
-            <w:rFonts w:ascii="Times New Roman" w:hAnsi="Times New Roman" w:cs="Times New Roman"/>
             <w:noProof/>
             <w:webHidden/>
-            <w:sz w:val="28"/>
-            <w:szCs w:val="28"/>
           </w:rPr>
           <w:fldChar w:fldCharType="end"/>
         </w:r>
@@ -1650,95 +1541,152 @@
           <w:tab w:val="right" w:leader="dot" w:pos="9345"/>
         </w:tabs>
         <w:rPr>
-          <w:rFonts w:ascii="Times New Roman" w:eastAsiaTheme="minorEastAsia" w:hAnsi="Times New Roman" w:cs="Times New Roman"/>
+          <w:rFonts w:eastAsiaTheme="minorEastAsia"/>
           <w:noProof/>
           <w:kern w:val="2"/>
-          <w:sz w:val="28"/>
-          <w:szCs w:val="28"/>
+          <w:sz w:val="24"/>
+          <w:szCs w:val="24"/>
           <w:lang w:eastAsia="ru-RU"/>
           <w14:ligatures w14:val="standardContextual"/>
         </w:rPr>
       </w:pPr>
-      <w:hyperlink w:anchor="_Toc213692521" w:history="1">
+      <w:hyperlink w:anchor="_Toc216098056" w:history="1">
         <w:r>
           <w:rPr>
             <w:rStyle w:val="a7"/>
-            <w:rFonts w:ascii="Times New Roman" w:eastAsia="SimSun" w:hAnsi="Times New Roman" w:cs="Times New Roman"/>
+            <w:rFonts w:ascii="Times New Roman" w:eastAsia="SimSun" w:hAnsi="Times New Roman" w:cs="Arial"/>
+            <w:b/>
             <w:iCs/>
             <w:noProof/>
             <w:kern w:val="1"/>
-            <w:sz w:val="28"/>
-            <w:szCs w:val="28"/>
             <w:lang w:eastAsia="zh-CN" w:bidi="hi-IN"/>
           </w:rPr>
-          <w:t>1.6 Выводы</w:t>
+          <w:t>1.6 Описание графического интерфейса</w:t>
         </w:r>
         <w:r>
           <w:rPr>
-            <w:rFonts w:ascii="Times New Roman" w:hAnsi="Times New Roman" w:cs="Times New Roman"/>
             <w:noProof/>
             <w:webHidden/>
-            <w:sz w:val="28"/>
-            <w:szCs w:val="28"/>
           </w:rPr>
           <w:tab/>
         </w:r>
         <w:r>
           <w:rPr>
-            <w:rFonts w:ascii="Times New Roman" w:hAnsi="Times New Roman" w:cs="Times New Roman"/>
             <w:noProof/>
             <w:webHidden/>
-            <w:sz w:val="28"/>
-            <w:szCs w:val="28"/>
           </w:rPr>
           <w:fldChar w:fldCharType="begin"/>
         </w:r>
         <w:r>
           <w:rPr>
-            <w:rFonts w:ascii="Times New Roman" w:hAnsi="Times New Roman" w:cs="Times New Roman"/>
             <w:noProof/>
             <w:webHidden/>
-            <w:sz w:val="28"/>
-            <w:szCs w:val="28"/>
           </w:rPr>
-          <w:instrText xml:space="preserve"> PAGEREF _Toc213692521 \h </w:instrText>
+          <w:instrText xml:space="preserve"> PAGEREF _Toc216098056 \h </w:instrText>
         </w:r>
         <w:r>
           <w:rPr>
-            <w:rFonts w:ascii="Times New Roman" w:hAnsi="Times New Roman" w:cs="Times New Roman"/>
             <w:noProof/>
             <w:webHidden/>
-            <w:sz w:val="28"/>
-            <w:szCs w:val="28"/>
           </w:rPr>
         </w:r>
         <w:r>
           <w:rPr>
-            <w:rFonts w:ascii="Times New Roman" w:hAnsi="Times New Roman" w:cs="Times New Roman"/>
             <w:noProof/>
             <w:webHidden/>
-            <w:sz w:val="28"/>
-            <w:szCs w:val="28"/>
           </w:rPr>
           <w:fldChar w:fldCharType="separate"/>
         </w:r>
         <w:r>
           <w:rPr>
-            <w:rFonts w:ascii="Times New Roman" w:hAnsi="Times New Roman" w:cs="Times New Roman"/>
             <w:noProof/>
             <w:webHidden/>
-            <w:sz w:val="28"/>
-            <w:szCs w:val="28"/>
           </w:rPr>
-          <w:t>5</w:t>
+          <w:t>4</w:t>
         </w:r>
         <w:r>
           <w:rPr>
-            <w:rFonts w:ascii="Times New Roman" w:hAnsi="Times New Roman" w:cs="Times New Roman"/>
             <w:noProof/>
             <w:webHidden/>
-            <w:sz w:val="28"/>
-            <w:szCs w:val="28"/>
+          </w:rPr>
+          <w:fldChar w:fldCharType="end"/>
+        </w:r>
+      </w:hyperlink>
+    </w:p>
+    <w:p>
+      <w:pPr>
+        <w:pStyle w:val="21"/>
+        <w:tabs>
+          <w:tab w:val="right" w:leader="dot" w:pos="9345"/>
+        </w:tabs>
+        <w:rPr>
+          <w:rFonts w:eastAsiaTheme="minorEastAsia"/>
+          <w:noProof/>
+          <w:kern w:val="2"/>
+          <w:sz w:val="24"/>
+          <w:szCs w:val="24"/>
+          <w:lang w:eastAsia="ru-RU"/>
+          <w14:ligatures w14:val="standardContextual"/>
+        </w:rPr>
+      </w:pPr>
+      <w:hyperlink w:anchor="_Toc216098057" w:history="1">
+        <w:r>
+          <w:rPr>
+            <w:rStyle w:val="a7"/>
+            <w:rFonts w:ascii="Times New Roman" w:eastAsia="SimSun" w:hAnsi="Times New Roman" w:cs="Arial"/>
+            <w:b/>
+            <w:iCs/>
+            <w:noProof/>
+            <w:kern w:val="1"/>
+            <w:lang w:eastAsia="zh-CN" w:bidi="hi-IN"/>
+          </w:rPr>
+          <w:t>1.7 Выводы</w:t>
+        </w:r>
+        <w:r>
+          <w:rPr>
+            <w:noProof/>
+            <w:webHidden/>
+          </w:rPr>
+          <w:tab/>
+        </w:r>
+        <w:r>
+          <w:rPr>
+            <w:noProof/>
+            <w:webHidden/>
+          </w:rPr>
+          <w:fldChar w:fldCharType="begin"/>
+        </w:r>
+        <w:r>
+          <w:rPr>
+            <w:noProof/>
+            <w:webHidden/>
+          </w:rPr>
+          <w:instrText xml:space="preserve"> PAGEREF _Toc216098057 \h </w:instrText>
+        </w:r>
+        <w:r>
+          <w:rPr>
+            <w:noProof/>
+            <w:webHidden/>
+          </w:rPr>
+        </w:r>
+        <w:r>
+          <w:rPr>
+            <w:noProof/>
+            <w:webHidden/>
+          </w:rPr>
+          <w:fldChar w:fldCharType="separate"/>
+        </w:r>
+        <w:r>
+          <w:rPr>
+            <w:noProof/>
+            <w:webHidden/>
+          </w:rPr>
+          <w:t>4</w:t>
+        </w:r>
+        <w:r>
+          <w:rPr>
+            <w:noProof/>
+            <w:webHidden/>
           </w:rPr>
           <w:fldChar w:fldCharType="end"/>
         </w:r>
@@ -2277,7 +2225,7 @@
           <w:lang w:eastAsia="zh-CN" w:bidi="hi-IN"/>
         </w:rPr>
       </w:pPr>
-      <w:bookmarkStart w:id="0" w:name="_Toc213692516"/>
+      <w:bookmarkStart w:id="0" w:name="_Toc216098051"/>
       <w:r>
         <w:rPr>
           <w:rFonts w:ascii="Times New Roman" w:eastAsia="Times New Roman" w:hAnsi="Times New Roman" w:cs="Mangal"/>
@@ -2305,7 +2253,6 @@
           <w:lang w:eastAsia="zh-CN" w:bidi="hi-IN"/>
         </w:rPr>
       </w:pPr>
-      <w:bookmarkStart w:id="1" w:name="_Toc213692517"/>
       <w:r>
         <w:rPr>
           <w:rFonts w:ascii="Times New Roman" w:hAnsi="Times New Roman" w:cs="Times New Roman"/>
@@ -2361,6 +2308,7 @@
           <w:lang w:val="ru-RU" w:eastAsia="zh-CN" w:bidi="hi-IN"/>
         </w:rPr>
       </w:pPr>
+      <w:bookmarkStart w:id="1" w:name="_Toc216098052"/>
       <w:r>
         <w:rPr>
           <w:rFonts w:ascii="Times New Roman" w:eastAsia="SimSun" w:hAnsi="Times New Roman"/>
@@ -2973,30 +2921,12 @@
           <w:kern w:val="1"/>
           <w:sz w:val="28"/>
           <w:szCs w:val="28"/>
-          <w:lang w:val="en-US" w:eastAsia="zh-CN" w:bidi="hi-IN"/>
+          <w:lang w:eastAsia="zh-CN" w:bidi="hi-IN"/>
         </w:rPr>
       </w:pPr>
     </w:p>
     <w:p>
       <w:pPr>
-        <w:rPr>
-          <w:rFonts w:ascii="Times New Roman" w:eastAsia="SimSun" w:hAnsi="Times New Roman"/>
-          <w:b/>
-          <w:iCs/>
-          <w:kern w:val="1"/>
-          <w:sz w:val="28"/>
-          <w:szCs w:val="28"/>
-          <w:lang w:val="en-US" w:eastAsia="zh-CN" w:bidi="hi-IN"/>
-        </w:rPr>
-      </w:pPr>
-    </w:p>
-    <w:p>
-      <w:pPr>
-        <w:suppressLineNumbers/>
-        <w:suppressAutoHyphens/>
-        <w:spacing w:before="120" w:after="120"/>
-        <w:ind w:firstLine="567"/>
-        <w:outlineLvl w:val="1"/>
         <w:rPr>
           <w:rFonts w:ascii="Times New Roman" w:eastAsia="SimSun" w:hAnsi="Times New Roman"/>
           <w:b/>
@@ -3007,8 +2937,14 @@
           <w:lang w:eastAsia="zh-CN" w:bidi="hi-IN"/>
         </w:rPr>
       </w:pPr>
-      <w:bookmarkStart w:id="2" w:name="_Toc213692518"/>
-      <w:r>
+    </w:p>
+    <w:p>
+      <w:pPr>
+        <w:suppressLineNumbers/>
+        <w:suppressAutoHyphens/>
+        <w:spacing w:before="120" w:after="120"/>
+        <w:ind w:firstLine="567"/>
+        <w:outlineLvl w:val="1"/>
         <w:rPr>
           <w:rFonts w:ascii="Times New Roman" w:eastAsia="SimSun" w:hAnsi="Times New Roman"/>
           <w:b/>
@@ -3018,9 +2954,8 @@
           <w:szCs w:val="28"/>
           <w:lang w:eastAsia="zh-CN" w:bidi="hi-IN"/>
         </w:rPr>
-        <w:lastRenderedPageBreak/>
-        <w:t xml:space="preserve">1.3 </w:t>
-      </w:r>
+      </w:pPr>
+      <w:bookmarkStart w:id="2" w:name="_Toc216098053"/>
       <w:r>
         <w:rPr>
           <w:rFonts w:ascii="Times New Roman" w:eastAsia="SimSun" w:hAnsi="Times New Roman"/>
@@ -3031,13 +2966,10 @@
           <w:szCs w:val="28"/>
           <w:lang w:eastAsia="zh-CN" w:bidi="hi-IN"/>
         </w:rPr>
-        <w:t>Блок-схема алгоритма</w:t>
-      </w:r>
-      <w:bookmarkEnd w:id="2"/>
-    </w:p>
-    <w:p>
-      <w:pPr>
-        <w:jc w:val="center"/>
+        <w:lastRenderedPageBreak/>
+        <w:t xml:space="preserve">1.3 </w:t>
+      </w:r>
+      <w:r>
         <w:rPr>
           <w:rFonts w:ascii="Times New Roman" w:eastAsia="SimSun" w:hAnsi="Times New Roman"/>
           <w:b/>
@@ -3047,73 +2979,26 @@
           <w:szCs w:val="28"/>
           <w:lang w:eastAsia="zh-CN" w:bidi="hi-IN"/>
         </w:rPr>
-      </w:pPr>
+        <w:t>Описание используемых технологий</w:t>
+      </w:r>
       <w:r>
         <w:rPr>
           <w:rFonts w:ascii="Times New Roman" w:eastAsia="SimSun" w:hAnsi="Times New Roman"/>
           <w:b/>
           <w:iCs/>
-          <w:noProof/>
           <w:kern w:val="1"/>
           <w:sz w:val="28"/>
           <w:szCs w:val="28"/>
           <w:lang w:eastAsia="zh-CN" w:bidi="hi-IN"/>
         </w:rPr>
-        <w:drawing>
-          <wp:inline distT="0" distB="0" distL="0" distR="0" wp14:anchorId="236A9A4E" wp14:editId="74743EB5">
-            <wp:extent cx="5584190" cy="8295005"/>
-            <wp:effectExtent l="0" t="0" r="0" b="0"/>
-            <wp:docPr id="509362655" name="Рисунок 3"/>
-            <wp:cNvGraphicFramePr>
-              <a:graphicFrameLocks xmlns:a="http://schemas.openxmlformats.org/drawingml/2006/main" noChangeAspect="1"/>
-            </wp:cNvGraphicFramePr>
-            <a:graphic xmlns:a="http://schemas.openxmlformats.org/drawingml/2006/main">
-              <a:graphicData uri="http://schemas.openxmlformats.org/drawingml/2006/picture">
-                <pic:pic xmlns:pic="http://schemas.openxmlformats.org/drawingml/2006/picture">
-                  <pic:nvPicPr>
-                    <pic:cNvPr id="0" name="Picture 11"/>
-                    <pic:cNvPicPr>
-                      <a:picLocks noChangeAspect="1" noChangeArrowheads="1"/>
-                    </pic:cNvPicPr>
-                  </pic:nvPicPr>
-                  <pic:blipFill>
-                    <a:blip r:embed="rId9">
-                      <a:extLst>
-                        <a:ext uri="{28A0092B-C50C-407E-A947-70E740481C1C}">
-                          <a14:useLocalDpi xmlns:a14="http://schemas.microsoft.com/office/drawing/2010/main" val="0"/>
-                        </a:ext>
-                      </a:extLst>
-                    </a:blip>
-                    <a:srcRect/>
-                    <a:stretch>
-                      <a:fillRect/>
-                    </a:stretch>
-                  </pic:blipFill>
-                  <pic:spPr bwMode="auto">
-                    <a:xfrm>
-                      <a:off x="0" y="0"/>
-                      <a:ext cx="5584190" cy="8295005"/>
-                    </a:xfrm>
-                    <a:prstGeom prst="rect">
-                      <a:avLst/>
-                    </a:prstGeom>
-                    <a:noFill/>
-                    <a:ln>
-                      <a:noFill/>
-                    </a:ln>
-                  </pic:spPr>
-                </pic:pic>
-              </a:graphicData>
-            </a:graphic>
-          </wp:inline>
-        </w:drawing>
-      </w:r>
+        <w:t>.</w:t>
+      </w:r>
+      <w:bookmarkEnd w:id="2"/>
     </w:p>
     <w:p>
       <w:pPr>
         <w:suppressAutoHyphens/>
         <w:spacing w:after="0" w:line="240" w:lineRule="auto"/>
-        <w:jc w:val="center"/>
         <w:rPr>
           <w:rFonts w:ascii="Times New Roman" w:eastAsia="SimSun" w:hAnsi="Times New Roman" w:cs="Arial"/>
           <w:kern w:val="1"/>
@@ -3122,26 +3007,6 @@
           <w:lang w:eastAsia="zh-CN" w:bidi="hi-IN"/>
         </w:rPr>
       </w:pPr>
-      <w:r>
-        <w:rPr>
-          <w:rFonts w:ascii="Times New Roman" w:eastAsia="SimSun" w:hAnsi="Times New Roman" w:cs="Arial"/>
-          <w:kern w:val="1"/>
-          <w:sz w:val="28"/>
-          <w:szCs w:val="24"/>
-          <w:lang w:eastAsia="zh-CN" w:bidi="hi-IN"/>
-        </w:rPr>
-        <w:t>Рисунок 1 – Блок-схема алгоритм</w:t>
-      </w:r>
-      <w:r>
-        <w:rPr>
-          <w:rFonts w:ascii="Times New Roman" w:eastAsia="SimSun" w:hAnsi="Times New Roman" w:cs="Arial"/>
-          <w:kern w:val="1"/>
-          <w:sz w:val="28"/>
-          <w:szCs w:val="24"/>
-          <w:lang w:eastAsia="zh-CN" w:bidi="hi-IN"/>
-        </w:rPr>
-        <w:t>а</w:t>
-      </w:r>
     </w:p>
     <w:p>
       <w:pPr>
@@ -3160,7 +3025,7 @@
           <w:lang w:eastAsia="zh-CN" w:bidi="hi-IN"/>
         </w:rPr>
       </w:pPr>
-      <w:bookmarkStart w:id="3" w:name="_Toc213692519"/>
+      <w:bookmarkStart w:id="3" w:name="_Toc216098054"/>
       <w:r>
         <w:rPr>
           <w:rFonts w:ascii="Times New Roman" w:eastAsia="SimSun" w:hAnsi="Times New Roman" w:cs="Arial"/>
@@ -3171,7 +3036,6 @@
           <w:szCs w:val="28"/>
           <w:lang w:eastAsia="zh-CN" w:bidi="hi-IN"/>
         </w:rPr>
-        <w:lastRenderedPageBreak/>
         <w:t xml:space="preserve">1.4 </w:t>
       </w:r>
       <w:r>
@@ -3184,7 +3048,7 @@
           <w:szCs w:val="28"/>
           <w:lang w:eastAsia="zh-CN" w:bidi="hi-IN"/>
         </w:rPr>
-        <w:t xml:space="preserve">Расчет лучшей и </w:t>
+        <w:t>Структура базы данных</w:t>
       </w:r>
       <w:r>
         <w:rPr>
@@ -3196,7 +3060,7 @@
           <w:szCs w:val="28"/>
           <w:lang w:eastAsia="zh-CN" w:bidi="hi-IN"/>
         </w:rPr>
-        <w:t>худшей сложности алгоритма.</w:t>
+        <w:t>.</w:t>
       </w:r>
       <w:bookmarkEnd w:id="3"/>
     </w:p>
@@ -4136,7 +4000,7 @@
           <w:lang w:eastAsia="zh-CN" w:bidi="hi-IN"/>
         </w:rPr>
       </w:pPr>
-      <w:bookmarkStart w:id="4" w:name="_Toc213692520"/>
+      <w:bookmarkStart w:id="4" w:name="_Toc216098055"/>
       <w:r>
         <w:rPr>
           <w:rFonts w:ascii="Times New Roman" w:eastAsia="SimSun" w:hAnsi="Times New Roman" w:cs="Arial"/>
@@ -4213,7 +4077,7 @@
                     <pic:cNvPicPr/>
                   </pic:nvPicPr>
                   <pic:blipFill>
-                    <a:blip r:embed="rId10"/>
+                    <a:blip r:embed="rId9"/>
                     <a:stretch>
                       <a:fillRect/>
                     </a:stretch>
@@ -4250,12 +4114,6 @@
     </w:p>
     <w:p>
       <w:pPr>
-        <w:pStyle w:val="aff6"/>
-        <w:jc w:val="left"/>
-      </w:pPr>
-    </w:p>
-    <w:p>
-      <w:pPr>
         <w:suppressLineNumbers/>
         <w:suppressAutoHyphens/>
         <w:spacing w:before="120" w:after="120" w:line="240" w:lineRule="auto"/>
@@ -4271,7 +4129,7 @@
           <w:lang w:eastAsia="zh-CN" w:bidi="hi-IN"/>
         </w:rPr>
       </w:pPr>
-      <w:bookmarkStart w:id="5" w:name="_Toc213692521"/>
+      <w:bookmarkStart w:id="5" w:name="_Toc216098056"/>
       <w:r>
         <w:rPr>
           <w:rFonts w:ascii="Times New Roman" w:eastAsia="SimSun" w:hAnsi="Times New Roman" w:cs="Arial"/>
@@ -4294,9 +4152,83 @@
           <w:szCs w:val="28"/>
           <w:lang w:eastAsia="zh-CN" w:bidi="hi-IN"/>
         </w:rPr>
+        <w:t>Описание графического интерфейса</w:t>
+      </w:r>
+      <w:bookmarkEnd w:id="5"/>
+    </w:p>
+    <w:p>
+      <w:pPr>
+        <w:pStyle w:val="aff6"/>
+        <w:jc w:val="left"/>
+      </w:pPr>
+    </w:p>
+    <w:p>
+      <w:pPr>
+        <w:suppressLineNumbers/>
+        <w:suppressAutoHyphens/>
+        <w:spacing w:before="120" w:after="120" w:line="240" w:lineRule="auto"/>
+        <w:ind w:firstLine="567"/>
+        <w:outlineLvl w:val="1"/>
+        <w:rPr>
+          <w:rFonts w:ascii="Times New Roman" w:eastAsia="SimSun" w:hAnsi="Times New Roman" w:cs="Arial"/>
+          <w:b/>
+          <w:iCs/>
+          <w:kern w:val="1"/>
+          <w:sz w:val="28"/>
+          <w:szCs w:val="28"/>
+          <w:lang w:eastAsia="zh-CN" w:bidi="hi-IN"/>
+        </w:rPr>
+      </w:pPr>
+      <w:bookmarkStart w:id="6" w:name="_Toc216098057"/>
+      <w:r>
+        <w:rPr>
+          <w:rFonts w:ascii="Times New Roman" w:eastAsia="SimSun" w:hAnsi="Times New Roman" w:cs="Arial"/>
+          <w:b/>
+          <w:iCs/>
+          <w:kern w:val="1"/>
+          <w:sz w:val="28"/>
+          <w:szCs w:val="28"/>
+          <w:lang w:eastAsia="zh-CN" w:bidi="hi-IN"/>
+        </w:rPr>
+        <w:t>1.</w:t>
+      </w:r>
+      <w:r>
+        <w:rPr>
+          <w:rFonts w:ascii="Times New Roman" w:eastAsia="SimSun" w:hAnsi="Times New Roman" w:cs="Arial"/>
+          <w:b/>
+          <w:iCs/>
+          <w:kern w:val="1"/>
+          <w:sz w:val="28"/>
+          <w:szCs w:val="28"/>
+          <w:lang w:eastAsia="zh-CN" w:bidi="hi-IN"/>
+        </w:rPr>
+        <w:t>7</w:t>
+      </w:r>
+      <w:r>
+        <w:rPr>
+          <w:rFonts w:ascii="Times New Roman" w:eastAsia="SimSun" w:hAnsi="Times New Roman" w:cs="Arial"/>
+          <w:b/>
+          <w:iCs/>
+          <w:kern w:val="1"/>
+          <w:sz w:val="28"/>
+          <w:szCs w:val="28"/>
+          <w:lang w:eastAsia="zh-CN" w:bidi="hi-IN"/>
+        </w:rPr>
+        <w:t xml:space="preserve"> </w:t>
+      </w:r>
+      <w:r>
+        <w:rPr>
+          <w:rFonts w:ascii="Times New Roman" w:eastAsia="SimSun" w:hAnsi="Times New Roman" w:cs="Arial"/>
+          <w:b/>
+          <w:iCs/>
+          <w:kern w:val="1"/>
+          <w:sz w:val="28"/>
+          <w:szCs w:val="28"/>
+          <w:lang w:eastAsia="zh-CN" w:bidi="hi-IN"/>
+        </w:rPr>
         <w:t>Выводы</w:t>
       </w:r>
-      <w:bookmarkEnd w:id="5"/>
+      <w:bookmarkEnd w:id="6"/>
     </w:p>
     <w:p>
       <w:pPr>
@@ -4394,8 +4326,8 @@
       </w:pPr>
     </w:p>
     <w:sectPr>
-      <w:footerReference w:type="default" r:id="rId11"/>
-      <w:footerReference w:type="first" r:id="rId12"/>
+      <w:footerReference w:type="default" r:id="rId10"/>
+      <w:footerReference w:type="first" r:id="rId11"/>
       <w:pgSz w:w="11906" w:h="16838"/>
       <w:pgMar w:top="1134" w:right="850" w:bottom="1134" w:left="1701" w:header="708" w:footer="708" w:gutter="0"/>
       <w:cols w:space="708"/>

--- a/Очет-по-КР-III.docx
+++ b/Очет-по-КР-III.docx
@@ -3069,8 +3069,6 @@
         <w:autoSpaceDE w:val="0"/>
         <w:autoSpaceDN w:val="0"/>
         <w:adjustRightInd w:val="0"/>
-        <w:ind w:firstLine="567"/>
-        <w:jc w:val="both"/>
         <w:rPr>
           <w:rFonts w:ascii="Times New Roman" w:hAnsi="Times New Roman" w:cs="Times New Roman"/>
           <w:color w:val="000000" w:themeColor="text1"/>
@@ -3081,907 +3079,60 @@
       <w:r>
         <w:rPr>
           <w:rFonts w:ascii="Times New Roman" w:hAnsi="Times New Roman" w:cs="Times New Roman"/>
+          <w:noProof/>
           <w:color w:val="000000" w:themeColor="text1"/>
           <w:sz w:val="28"/>
           <w:szCs w:val="28"/>
         </w:rPr>
-        <w:t xml:space="preserve">Лучший случай сложности алгоритма равен </w:t>
+        <w:drawing>
+          <wp:inline distT="0" distB="0" distL="0" distR="0" wp14:anchorId="5E0D2CE0" wp14:editId="62B8CE28">
+            <wp:extent cx="4297680" cy="1821180"/>
+            <wp:effectExtent l="0" t="0" r="7620" b="7620"/>
+            <wp:docPr id="394221547" name="Рисунок 5"/>
+            <wp:cNvGraphicFramePr>
+              <a:graphicFrameLocks xmlns:a="http://schemas.openxmlformats.org/drawingml/2006/main" noChangeAspect="1"/>
+            </wp:cNvGraphicFramePr>
+            <a:graphic xmlns:a="http://schemas.openxmlformats.org/drawingml/2006/main">
+              <a:graphicData uri="http://schemas.openxmlformats.org/drawingml/2006/picture">
+                <pic:pic xmlns:pic="http://schemas.openxmlformats.org/drawingml/2006/picture">
+                  <pic:nvPicPr>
+                    <pic:cNvPr id="0" name="Picture 18"/>
+                    <pic:cNvPicPr>
+                      <a:picLocks noChangeAspect="1" noChangeArrowheads="1"/>
+                    </pic:cNvPicPr>
+                  </pic:nvPicPr>
+                  <pic:blipFill>
+                    <a:blip r:embed="rId9">
+                      <a:extLst>
+                        <a:ext uri="{28A0092B-C50C-407E-A947-70E740481C1C}">
+                          <a14:useLocalDpi xmlns:a14="http://schemas.microsoft.com/office/drawing/2010/main" val="0"/>
+                        </a:ext>
+                      </a:extLst>
+                    </a:blip>
+                    <a:srcRect/>
+                    <a:stretch>
+                      <a:fillRect/>
+                    </a:stretch>
+                  </pic:blipFill>
+                  <pic:spPr bwMode="auto">
+                    <a:xfrm>
+                      <a:off x="0" y="0"/>
+                      <a:ext cx="4297680" cy="1821180"/>
+                    </a:xfrm>
+                    <a:prstGeom prst="rect">
+                      <a:avLst/>
+                    </a:prstGeom>
+                    <a:noFill/>
+                    <a:ln>
+                      <a:noFill/>
+                    </a:ln>
+                  </pic:spPr>
+                </pic:pic>
+              </a:graphicData>
+            </a:graphic>
+          </wp:inline>
+        </w:drawing>
       </w:r>
-      <w:r>
-        <w:rPr>
-          <w:rFonts w:ascii="Times New Roman" w:hAnsi="Times New Roman" w:cs="Times New Roman"/>
-          <w:color w:val="000000" w:themeColor="text1"/>
-          <w:sz w:val="28"/>
-          <w:szCs w:val="28"/>
-          <w:lang w:val="en-US"/>
-        </w:rPr>
-        <w:t>O</w:t>
-      </w:r>
-      <w:r>
-        <w:rPr>
-          <w:rFonts w:ascii="Times New Roman" w:hAnsi="Times New Roman" w:cs="Times New Roman"/>
-          <w:color w:val="000000" w:themeColor="text1"/>
-          <w:sz w:val="28"/>
-          <w:szCs w:val="28"/>
-        </w:rPr>
-        <w:t>(</w:t>
-      </w:r>
-      <w:r>
-        <w:rPr>
-          <w:rFonts w:ascii="Times New Roman" w:hAnsi="Times New Roman" w:cs="Times New Roman"/>
-          <w:color w:val="000000" w:themeColor="text1"/>
-          <w:sz w:val="28"/>
-          <w:szCs w:val="28"/>
-          <w:lang w:val="en-US"/>
-        </w:rPr>
-        <w:t>n</w:t>
-      </w:r>
-      <w:r>
-        <w:rPr>
-          <w:rFonts w:ascii="Times New Roman" w:hAnsi="Times New Roman" w:cs="Times New Roman"/>
-          <w:color w:val="000000" w:themeColor="text1"/>
-          <w:sz w:val="28"/>
-          <w:szCs w:val="28"/>
-        </w:rPr>
-        <w:t>)</w:t>
-      </w:r>
-      <w:r>
-        <w:rPr>
-          <w:rFonts w:ascii="Times New Roman" w:hAnsi="Times New Roman" w:cs="Times New Roman"/>
-          <w:color w:val="000000" w:themeColor="text1"/>
-          <w:sz w:val="28"/>
-          <w:szCs w:val="28"/>
-        </w:rPr>
-        <w:t xml:space="preserve"> при условии, если массив уже отсортирован. Худший случай сложности алгоритма равен </w:t>
-      </w:r>
-      <w:r>
-        <w:rPr>
-          <w:rFonts w:ascii="Times New Roman" w:hAnsi="Times New Roman" w:cs="Times New Roman"/>
-          <w:color w:val="000000" w:themeColor="text1"/>
-          <w:sz w:val="28"/>
-          <w:szCs w:val="28"/>
-          <w:lang w:val="en-US"/>
-        </w:rPr>
-        <w:t>O</w:t>
-      </w:r>
-      <w:r>
-        <w:rPr>
-          <w:rFonts w:ascii="Times New Roman" w:hAnsi="Times New Roman" w:cs="Times New Roman"/>
-          <w:color w:val="000000" w:themeColor="text1"/>
-          <w:sz w:val="28"/>
-          <w:szCs w:val="28"/>
-        </w:rPr>
-        <w:t>(</w:t>
-      </w:r>
-      <w:r>
-        <w:rPr>
-          <w:rFonts w:ascii="Times New Roman" w:hAnsi="Times New Roman" w:cs="Times New Roman"/>
-          <w:color w:val="000000" w:themeColor="text1"/>
-          <w:sz w:val="28"/>
-          <w:szCs w:val="28"/>
-          <w:lang w:val="en-US"/>
-        </w:rPr>
-        <w:t>n</w:t>
-      </w:r>
-      <w:r>
-        <w:rPr>
-          <w:rFonts w:ascii="Times New Roman" w:hAnsi="Times New Roman" w:cs="Times New Roman"/>
-          <w:color w:val="000000" w:themeColor="text1"/>
-          <w:sz w:val="28"/>
-          <w:szCs w:val="28"/>
-          <w:vertAlign w:val="superscript"/>
-        </w:rPr>
-        <w:t>2</w:t>
-      </w:r>
-      <w:r>
-        <w:rPr>
-          <w:rFonts w:ascii="Times New Roman" w:hAnsi="Times New Roman" w:cs="Times New Roman"/>
-          <w:color w:val="000000" w:themeColor="text1"/>
-          <w:sz w:val="28"/>
-          <w:szCs w:val="28"/>
-        </w:rPr>
-        <w:t>)</w:t>
-      </w:r>
-      <w:r>
-        <w:rPr>
-          <w:rFonts w:ascii="Times New Roman" w:hAnsi="Times New Roman" w:cs="Times New Roman"/>
-          <w:color w:val="000000" w:themeColor="text1"/>
-          <w:sz w:val="28"/>
-          <w:szCs w:val="28"/>
-        </w:rPr>
-        <w:t xml:space="preserve"> при условии, если массив не отсортирован.</w:t>
-      </w:r>
-    </w:p>
-    <w:p>
-      <w:pPr>
-        <w:autoSpaceDE w:val="0"/>
-        <w:autoSpaceDN w:val="0"/>
-        <w:adjustRightInd w:val="0"/>
-        <w:ind w:firstLine="567"/>
-        <w:jc w:val="both"/>
-        <w:rPr>
-          <w:rFonts w:ascii="Times New Roman" w:hAnsi="Times New Roman" w:cs="Times New Roman"/>
-          <w:color w:val="000000" w:themeColor="text1"/>
-          <w:sz w:val="28"/>
-          <w:szCs w:val="28"/>
-        </w:rPr>
-      </w:pPr>
-      <w:r>
-        <w:rPr>
-          <w:rFonts w:ascii="Times New Roman" w:hAnsi="Times New Roman" w:cs="Times New Roman"/>
-          <w:color w:val="000000" w:themeColor="text1"/>
-          <w:sz w:val="28"/>
-          <w:szCs w:val="28"/>
-        </w:rPr>
-        <w:t xml:space="preserve">Проведем расчеты. Работая с отсортированным массивом размером </w:t>
-      </w:r>
-      <w:r>
-        <w:rPr>
-          <w:rFonts w:ascii="Times New Roman" w:hAnsi="Times New Roman" w:cs="Times New Roman"/>
-          <w:color w:val="000000" w:themeColor="text1"/>
-          <w:sz w:val="28"/>
-          <w:szCs w:val="28"/>
-          <w:lang w:val="en-US"/>
-        </w:rPr>
-        <w:t>n</w:t>
-      </w:r>
-      <w:r>
-        <w:rPr>
-          <w:rFonts w:ascii="Times New Roman" w:hAnsi="Times New Roman" w:cs="Times New Roman"/>
-          <w:color w:val="000000" w:themeColor="text1"/>
-          <w:sz w:val="28"/>
-          <w:szCs w:val="28"/>
-        </w:rPr>
-        <w:t xml:space="preserve">, алгоритм совершает </w:t>
-      </w:r>
-      <w:r>
-        <w:rPr>
-          <w:rFonts w:ascii="Times New Roman" w:hAnsi="Times New Roman" w:cs="Times New Roman"/>
-          <w:color w:val="000000" w:themeColor="text1"/>
-          <w:sz w:val="28"/>
-          <w:szCs w:val="28"/>
-          <w:lang w:val="en-US"/>
-        </w:rPr>
-        <w:t>n</w:t>
-      </w:r>
-      <w:r>
-        <w:rPr>
-          <w:rFonts w:ascii="Times New Roman" w:hAnsi="Times New Roman" w:cs="Times New Roman"/>
-          <w:color w:val="000000" w:themeColor="text1"/>
-          <w:sz w:val="28"/>
-          <w:szCs w:val="28"/>
-        </w:rPr>
-        <w:t xml:space="preserve"> -1 </w:t>
-      </w:r>
-      <w:r>
-        <w:rPr>
-          <w:rFonts w:ascii="Times New Roman" w:hAnsi="Times New Roman" w:cs="Times New Roman"/>
-          <w:color w:val="000000" w:themeColor="text1"/>
-          <w:sz w:val="28"/>
-          <w:szCs w:val="28"/>
-        </w:rPr>
-        <w:t xml:space="preserve">сравнений в одну сторону и </w:t>
-      </w:r>
-      <w:r>
-        <w:rPr>
-          <w:rFonts w:ascii="Times New Roman" w:hAnsi="Times New Roman" w:cs="Times New Roman"/>
-          <w:color w:val="000000" w:themeColor="text1"/>
-          <w:sz w:val="28"/>
-          <w:szCs w:val="28"/>
-          <w:lang w:val="en-US"/>
-        </w:rPr>
-        <w:t>n</w:t>
-      </w:r>
-      <w:r>
-        <w:rPr>
-          <w:rFonts w:ascii="Times New Roman" w:hAnsi="Times New Roman" w:cs="Times New Roman"/>
-          <w:color w:val="000000" w:themeColor="text1"/>
-          <w:sz w:val="28"/>
-          <w:szCs w:val="28"/>
-        </w:rPr>
-        <w:t xml:space="preserve"> </w:t>
-      </w:r>
-      <w:r>
-        <w:rPr>
-          <w:rFonts w:ascii="Times New Roman" w:hAnsi="Times New Roman" w:cs="Times New Roman"/>
-          <w:color w:val="000000" w:themeColor="text1"/>
-          <w:sz w:val="28"/>
-          <w:szCs w:val="28"/>
-        </w:rPr>
-        <w:t>–</w:t>
-      </w:r>
-      <w:r>
-        <w:rPr>
-          <w:rFonts w:ascii="Times New Roman" w:hAnsi="Times New Roman" w:cs="Times New Roman"/>
-          <w:color w:val="000000" w:themeColor="text1"/>
-          <w:sz w:val="28"/>
-          <w:szCs w:val="28"/>
-        </w:rPr>
-        <w:t xml:space="preserve"> 1 </w:t>
-      </w:r>
-      <w:r>
-        <w:rPr>
-          <w:rFonts w:ascii="Times New Roman" w:hAnsi="Times New Roman" w:cs="Times New Roman"/>
-          <w:color w:val="000000" w:themeColor="text1"/>
-          <w:sz w:val="28"/>
-          <w:szCs w:val="28"/>
-        </w:rPr>
-        <w:t xml:space="preserve">сравнений в другую сторону. Итого, программа совершает </w:t>
-      </w:r>
-      <w:r>
-        <w:rPr>
-          <w:rFonts w:ascii="Times New Roman" w:hAnsi="Times New Roman" w:cs="Times New Roman"/>
-          <w:color w:val="000000" w:themeColor="text1"/>
-          <w:sz w:val="28"/>
-          <w:szCs w:val="28"/>
-        </w:rPr>
-        <w:t>2</w:t>
-      </w:r>
-      <w:r>
-        <w:rPr>
-          <w:rFonts w:ascii="Times New Roman" w:hAnsi="Times New Roman" w:cs="Times New Roman"/>
-          <w:color w:val="000000" w:themeColor="text1"/>
-          <w:sz w:val="28"/>
-          <w:szCs w:val="28"/>
-          <w:lang w:val="en-US"/>
-        </w:rPr>
-        <w:t>n</w:t>
-      </w:r>
-      <w:r>
-        <w:rPr>
-          <w:rFonts w:ascii="Times New Roman" w:hAnsi="Times New Roman" w:cs="Times New Roman"/>
-          <w:color w:val="000000" w:themeColor="text1"/>
-          <w:sz w:val="28"/>
-          <w:szCs w:val="28"/>
-        </w:rPr>
-        <w:t xml:space="preserve">-2 </w:t>
-      </w:r>
-      <w:r>
-        <w:rPr>
-          <w:rFonts w:ascii="Times New Roman" w:hAnsi="Times New Roman" w:cs="Times New Roman"/>
-          <w:color w:val="000000" w:themeColor="text1"/>
-          <w:sz w:val="28"/>
-          <w:szCs w:val="28"/>
-        </w:rPr>
-        <w:t xml:space="preserve">сравнений, иначе </w:t>
-      </w:r>
-      <w:r>
-        <w:rPr>
-          <w:rFonts w:ascii="Times New Roman" w:hAnsi="Times New Roman" w:cs="Times New Roman"/>
-          <w:color w:val="000000" w:themeColor="text1"/>
-          <w:sz w:val="28"/>
-          <w:szCs w:val="28"/>
-          <w:lang w:val="en-US"/>
-        </w:rPr>
-        <w:t>O</w:t>
-      </w:r>
-      <w:r>
-        <w:rPr>
-          <w:rFonts w:ascii="Times New Roman" w:hAnsi="Times New Roman" w:cs="Times New Roman"/>
-          <w:color w:val="000000" w:themeColor="text1"/>
-          <w:sz w:val="28"/>
-          <w:szCs w:val="28"/>
-        </w:rPr>
-        <w:t>(</w:t>
-      </w:r>
-      <w:r>
-        <w:rPr>
-          <w:rFonts w:ascii="Times New Roman" w:hAnsi="Times New Roman" w:cs="Times New Roman"/>
-          <w:color w:val="000000" w:themeColor="text1"/>
-          <w:sz w:val="28"/>
-          <w:szCs w:val="28"/>
-          <w:lang w:val="en-US"/>
-        </w:rPr>
-        <w:t>n</w:t>
-      </w:r>
-      <w:r>
-        <w:rPr>
-          <w:rFonts w:ascii="Times New Roman" w:hAnsi="Times New Roman" w:cs="Times New Roman"/>
-          <w:color w:val="000000" w:themeColor="text1"/>
-          <w:sz w:val="28"/>
-          <w:szCs w:val="28"/>
-        </w:rPr>
-        <w:t>)</w:t>
-      </w:r>
-      <w:r>
-        <w:rPr>
-          <w:rFonts w:ascii="Times New Roman" w:hAnsi="Times New Roman" w:cs="Times New Roman"/>
-          <w:color w:val="000000" w:themeColor="text1"/>
-          <w:sz w:val="28"/>
-          <w:szCs w:val="28"/>
-        </w:rPr>
-        <w:t xml:space="preserve"> = 2</w:t>
-      </w:r>
-      <w:r>
-        <w:rPr>
-          <w:rFonts w:ascii="Times New Roman" w:hAnsi="Times New Roman" w:cs="Times New Roman"/>
-          <w:color w:val="000000" w:themeColor="text1"/>
-          <w:sz w:val="28"/>
-          <w:szCs w:val="28"/>
-          <w:lang w:val="en-US"/>
-        </w:rPr>
-        <w:t>n</w:t>
-      </w:r>
-      <w:r>
-        <w:rPr>
-          <w:rFonts w:ascii="Times New Roman" w:hAnsi="Times New Roman" w:cs="Times New Roman"/>
-          <w:color w:val="000000" w:themeColor="text1"/>
-          <w:sz w:val="28"/>
-          <w:szCs w:val="28"/>
-        </w:rPr>
-        <w:t xml:space="preserve"> – 2</w:t>
-      </w:r>
-      <w:r>
-        <w:rPr>
-          <w:rFonts w:ascii="Times New Roman" w:hAnsi="Times New Roman" w:cs="Times New Roman"/>
-          <w:color w:val="000000" w:themeColor="text1"/>
-          <w:sz w:val="28"/>
-          <w:szCs w:val="28"/>
-        </w:rPr>
-        <w:t xml:space="preserve">, </w:t>
-      </w:r>
-      <w:r>
-        <w:rPr>
-          <w:rFonts w:ascii="Times New Roman" w:hAnsi="Times New Roman" w:cs="Times New Roman"/>
-          <w:color w:val="000000" w:themeColor="text1"/>
-          <w:sz w:val="28"/>
-          <w:szCs w:val="28"/>
-        </w:rPr>
-        <w:t>что является лучшей сложностью алгоритма.</w:t>
-      </w:r>
-    </w:p>
-    <w:p>
-      <w:pPr>
-        <w:autoSpaceDE w:val="0"/>
-        <w:autoSpaceDN w:val="0"/>
-        <w:adjustRightInd w:val="0"/>
-        <w:ind w:firstLine="567"/>
-        <w:jc w:val="both"/>
-        <w:rPr>
-          <w:rFonts w:ascii="Times New Roman" w:hAnsi="Times New Roman" w:cs="Times New Roman"/>
-          <w:color w:val="000000" w:themeColor="text1"/>
-          <w:sz w:val="28"/>
-          <w:szCs w:val="28"/>
-        </w:rPr>
-      </w:pPr>
-      <w:r>
-        <w:rPr>
-          <w:rFonts w:ascii="Times New Roman" w:hAnsi="Times New Roman" w:cs="Times New Roman"/>
-          <w:color w:val="000000" w:themeColor="text1"/>
-          <w:sz w:val="28"/>
-          <w:szCs w:val="28"/>
-        </w:rPr>
-        <w:t xml:space="preserve">Работая с массивом, значения которого записаны по убыванию, алгоритмов одну сторону совершает </w:t>
-      </w:r>
-      <w:r>
-        <w:rPr>
-          <w:rFonts w:ascii="Times New Roman" w:hAnsi="Times New Roman" w:cs="Times New Roman"/>
-          <w:color w:val="000000" w:themeColor="text1"/>
-          <w:sz w:val="28"/>
-          <w:szCs w:val="28"/>
-          <w:lang w:val="en-US"/>
-        </w:rPr>
-        <w:t>n</w:t>
-      </w:r>
-      <w:r>
-        <w:rPr>
-          <w:rFonts w:ascii="Times New Roman" w:hAnsi="Times New Roman" w:cs="Times New Roman"/>
-          <w:color w:val="000000" w:themeColor="text1"/>
-          <w:sz w:val="28"/>
-          <w:szCs w:val="28"/>
-        </w:rPr>
-        <w:t xml:space="preserve"> </w:t>
-      </w:r>
-      <w:r>
-        <w:rPr>
-          <w:rFonts w:ascii="Times New Roman" w:hAnsi="Times New Roman" w:cs="Times New Roman"/>
-          <w:color w:val="000000" w:themeColor="text1"/>
-          <w:sz w:val="28"/>
-          <w:szCs w:val="28"/>
-        </w:rPr>
-        <w:t>–</w:t>
-      </w:r>
-      <w:r>
-        <w:rPr>
-          <w:rFonts w:ascii="Times New Roman" w:hAnsi="Times New Roman" w:cs="Times New Roman"/>
-          <w:color w:val="000000" w:themeColor="text1"/>
-          <w:sz w:val="28"/>
-          <w:szCs w:val="28"/>
-        </w:rPr>
-        <w:t xml:space="preserve"> 1 </w:t>
-      </w:r>
-      <w:r>
-        <w:rPr>
-          <w:rFonts w:ascii="Times New Roman" w:hAnsi="Times New Roman" w:cs="Times New Roman"/>
-          <w:color w:val="000000" w:themeColor="text1"/>
-          <w:sz w:val="28"/>
-          <w:szCs w:val="28"/>
-        </w:rPr>
-        <w:t xml:space="preserve">сравнений и </w:t>
-      </w:r>
-      <w:r>
-        <w:rPr>
-          <w:rFonts w:ascii="Times New Roman" w:hAnsi="Times New Roman" w:cs="Times New Roman"/>
-          <w:color w:val="000000" w:themeColor="text1"/>
-          <w:sz w:val="28"/>
-          <w:szCs w:val="28"/>
-          <w:lang w:val="nb-NO"/>
-        </w:rPr>
-        <w:t>n</w:t>
-      </w:r>
-      <w:r>
-        <w:rPr>
-          <w:rFonts w:ascii="Times New Roman" w:hAnsi="Times New Roman" w:cs="Times New Roman"/>
-          <w:color w:val="000000" w:themeColor="text1"/>
-          <w:sz w:val="28"/>
-          <w:szCs w:val="28"/>
-        </w:rPr>
-        <w:t xml:space="preserve"> </w:t>
-      </w:r>
-      <w:r>
-        <w:rPr>
-          <w:rFonts w:ascii="Times New Roman" w:hAnsi="Times New Roman" w:cs="Times New Roman"/>
-          <w:color w:val="000000" w:themeColor="text1"/>
-          <w:sz w:val="28"/>
-          <w:szCs w:val="28"/>
-        </w:rPr>
-        <w:t>–</w:t>
-      </w:r>
-      <w:r>
-        <w:rPr>
-          <w:rFonts w:ascii="Times New Roman" w:hAnsi="Times New Roman" w:cs="Times New Roman"/>
-          <w:color w:val="000000" w:themeColor="text1"/>
-          <w:sz w:val="28"/>
-          <w:szCs w:val="28"/>
-        </w:rPr>
-        <w:t xml:space="preserve"> 1 </w:t>
-      </w:r>
-      <w:r>
-        <w:rPr>
-          <w:rFonts w:ascii="Times New Roman" w:hAnsi="Times New Roman" w:cs="Times New Roman"/>
-          <w:color w:val="000000" w:themeColor="text1"/>
-          <w:sz w:val="28"/>
-          <w:szCs w:val="28"/>
-        </w:rPr>
-        <w:t>раз меняет соседние числа местами. С каждым проходом в одну сторону, перестановки соседних чисел местами происходят реже</w:t>
-      </w:r>
-      <w:r>
-        <w:rPr>
-          <w:rFonts w:ascii="Times New Roman" w:hAnsi="Times New Roman" w:cs="Times New Roman"/>
-          <w:color w:val="000000" w:themeColor="text1"/>
-          <w:sz w:val="28"/>
-          <w:szCs w:val="28"/>
-        </w:rPr>
-        <w:t xml:space="preserve">: </w:t>
-      </w:r>
-      <w:r>
-        <w:rPr>
-          <w:rFonts w:ascii="Times New Roman" w:hAnsi="Times New Roman" w:cs="Times New Roman"/>
-          <w:color w:val="000000" w:themeColor="text1"/>
-          <w:sz w:val="28"/>
-          <w:szCs w:val="28"/>
-          <w:lang w:val="en-US"/>
-        </w:rPr>
-        <w:t>n</w:t>
-      </w:r>
-      <w:r>
-        <w:rPr>
-          <w:rFonts w:ascii="Times New Roman" w:hAnsi="Times New Roman" w:cs="Times New Roman"/>
-          <w:color w:val="000000" w:themeColor="text1"/>
-          <w:sz w:val="28"/>
-          <w:szCs w:val="28"/>
-        </w:rPr>
-        <w:t xml:space="preserve"> </w:t>
-      </w:r>
-      <w:r>
-        <w:rPr>
-          <w:rFonts w:ascii="Times New Roman" w:hAnsi="Times New Roman" w:cs="Times New Roman"/>
-          <w:color w:val="000000" w:themeColor="text1"/>
-          <w:sz w:val="28"/>
-          <w:szCs w:val="28"/>
-        </w:rPr>
-        <w:t>–</w:t>
-      </w:r>
-      <w:r>
-        <w:rPr>
-          <w:rFonts w:ascii="Times New Roman" w:hAnsi="Times New Roman" w:cs="Times New Roman"/>
-          <w:color w:val="000000" w:themeColor="text1"/>
-          <w:sz w:val="28"/>
-          <w:szCs w:val="28"/>
-        </w:rPr>
-        <w:t xml:space="preserve"> 1, </w:t>
-      </w:r>
-      <w:r>
-        <w:rPr>
-          <w:rFonts w:ascii="Times New Roman" w:hAnsi="Times New Roman" w:cs="Times New Roman"/>
-          <w:color w:val="000000" w:themeColor="text1"/>
-          <w:sz w:val="28"/>
-          <w:szCs w:val="28"/>
-          <w:lang w:val="en-US"/>
-        </w:rPr>
-        <w:t>n</w:t>
-      </w:r>
-      <w:r>
-        <w:rPr>
-          <w:rFonts w:ascii="Times New Roman" w:hAnsi="Times New Roman" w:cs="Times New Roman"/>
-          <w:color w:val="000000" w:themeColor="text1"/>
-          <w:sz w:val="28"/>
-          <w:szCs w:val="28"/>
-        </w:rPr>
-        <w:t xml:space="preserve"> </w:t>
-      </w:r>
-      <w:r>
-        <w:rPr>
-          <w:rFonts w:ascii="Times New Roman" w:hAnsi="Times New Roman" w:cs="Times New Roman"/>
-          <w:color w:val="000000" w:themeColor="text1"/>
-          <w:sz w:val="28"/>
-          <w:szCs w:val="28"/>
-        </w:rPr>
-        <w:t>–</w:t>
-      </w:r>
-      <w:r>
-        <w:rPr>
-          <w:rFonts w:ascii="Times New Roman" w:hAnsi="Times New Roman" w:cs="Times New Roman"/>
-          <w:color w:val="000000" w:themeColor="text1"/>
-          <w:sz w:val="28"/>
-          <w:szCs w:val="28"/>
-        </w:rPr>
-        <w:t xml:space="preserve"> 2, </w:t>
-      </w:r>
-      <w:proofErr w:type="gramStart"/>
-      <w:r>
-        <w:rPr>
-          <w:rFonts w:ascii="Times New Roman" w:hAnsi="Times New Roman" w:cs="Times New Roman"/>
-          <w:color w:val="000000" w:themeColor="text1"/>
-          <w:sz w:val="28"/>
-          <w:szCs w:val="28"/>
-        </w:rPr>
-        <w:t>…</w:t>
-      </w:r>
-      <w:r>
-        <w:rPr>
-          <w:rFonts w:ascii="Times New Roman" w:hAnsi="Times New Roman" w:cs="Times New Roman"/>
-          <w:color w:val="000000" w:themeColor="text1"/>
-          <w:sz w:val="28"/>
-          <w:szCs w:val="28"/>
-        </w:rPr>
-        <w:t xml:space="preserve"> </w:t>
-      </w:r>
-      <w:r>
-        <w:rPr>
-          <w:rFonts w:ascii="Times New Roman" w:hAnsi="Times New Roman" w:cs="Times New Roman"/>
-          <w:color w:val="000000" w:themeColor="text1"/>
-          <w:sz w:val="28"/>
-          <w:szCs w:val="28"/>
-        </w:rPr>
-        <w:t>,</w:t>
-      </w:r>
-      <w:proofErr w:type="gramEnd"/>
-      <w:r>
-        <w:rPr>
-          <w:rFonts w:ascii="Times New Roman" w:hAnsi="Times New Roman" w:cs="Times New Roman"/>
-          <w:color w:val="000000" w:themeColor="text1"/>
-          <w:sz w:val="28"/>
-          <w:szCs w:val="28"/>
-        </w:rPr>
-        <w:t xml:space="preserve"> пока не </w:t>
-      </w:r>
-      <w:r>
-        <w:rPr>
-          <w:rFonts w:ascii="Times New Roman" w:hAnsi="Times New Roman" w:cs="Times New Roman"/>
-          <w:color w:val="000000" w:themeColor="text1"/>
-          <w:sz w:val="28"/>
-          <w:szCs w:val="28"/>
-          <w:lang w:val="en-US"/>
-        </w:rPr>
-        <w:t>n</w:t>
-      </w:r>
-      <w:r>
-        <w:rPr>
-          <w:rFonts w:ascii="Times New Roman" w:hAnsi="Times New Roman" w:cs="Times New Roman"/>
-          <w:color w:val="000000" w:themeColor="text1"/>
-          <w:sz w:val="28"/>
-          <w:szCs w:val="28"/>
-        </w:rPr>
-        <w:t xml:space="preserve"> </w:t>
-      </w:r>
-      <w:r>
-        <w:rPr>
-          <w:rFonts w:ascii="Times New Roman" w:hAnsi="Times New Roman" w:cs="Times New Roman"/>
-          <w:color w:val="000000" w:themeColor="text1"/>
-          <w:sz w:val="28"/>
-          <w:szCs w:val="28"/>
-        </w:rPr>
-        <w:t>–</w:t>
-      </w:r>
-      <w:r>
-        <w:rPr>
-          <w:rFonts w:ascii="Times New Roman" w:hAnsi="Times New Roman" w:cs="Times New Roman"/>
-          <w:color w:val="000000" w:themeColor="text1"/>
-          <w:sz w:val="28"/>
-          <w:szCs w:val="28"/>
-        </w:rPr>
-        <w:t xml:space="preserve"> </w:t>
-      </w:r>
-      <w:r>
-        <w:rPr>
-          <w:rFonts w:ascii="Times New Roman" w:hAnsi="Times New Roman" w:cs="Times New Roman"/>
-          <w:color w:val="000000" w:themeColor="text1"/>
-          <w:sz w:val="28"/>
-          <w:szCs w:val="28"/>
-          <w:lang w:val="en-US"/>
-        </w:rPr>
-        <w:t>n</w:t>
-      </w:r>
-      <w:r>
-        <w:rPr>
-          <w:rFonts w:ascii="Times New Roman" w:hAnsi="Times New Roman" w:cs="Times New Roman"/>
-          <w:color w:val="000000" w:themeColor="text1"/>
-          <w:sz w:val="28"/>
-          <w:szCs w:val="28"/>
-        </w:rPr>
-        <w:t xml:space="preserve"> = 0. </w:t>
-      </w:r>
-      <w:r>
-        <w:rPr>
-          <w:rFonts w:ascii="Times New Roman" w:hAnsi="Times New Roman" w:cs="Times New Roman"/>
-          <w:color w:val="000000" w:themeColor="text1"/>
-          <w:sz w:val="28"/>
-          <w:szCs w:val="28"/>
-        </w:rPr>
-        <w:t xml:space="preserve">Итого, одних сравнений программа выполняет </w:t>
-      </w:r>
-      <w:proofErr w:type="gramStart"/>
-      <w:r>
-        <w:rPr>
-          <w:rFonts w:ascii="Times New Roman" w:hAnsi="Times New Roman" w:cs="Times New Roman"/>
-          <w:color w:val="000000" w:themeColor="text1"/>
-          <w:sz w:val="28"/>
-          <w:szCs w:val="28"/>
-          <w:lang w:val="en-US"/>
-        </w:rPr>
-        <w:t>n</w:t>
-      </w:r>
-      <w:r>
-        <w:rPr>
-          <w:rFonts w:ascii="Times New Roman" w:hAnsi="Times New Roman" w:cs="Times New Roman"/>
-          <w:color w:val="000000" w:themeColor="text1"/>
-          <w:sz w:val="28"/>
-          <w:szCs w:val="28"/>
-        </w:rPr>
-        <w:t>(</w:t>
-      </w:r>
-      <w:proofErr w:type="gramEnd"/>
-      <w:r>
-        <w:rPr>
-          <w:rFonts w:ascii="Times New Roman" w:hAnsi="Times New Roman" w:cs="Times New Roman"/>
-          <w:color w:val="000000" w:themeColor="text1"/>
-          <w:sz w:val="28"/>
-          <w:szCs w:val="28"/>
-          <w:lang w:val="en-US"/>
-        </w:rPr>
-        <w:t>n</w:t>
-      </w:r>
-      <w:r>
-        <w:rPr>
-          <w:rFonts w:ascii="Times New Roman" w:hAnsi="Times New Roman" w:cs="Times New Roman"/>
-          <w:color w:val="000000" w:themeColor="text1"/>
-          <w:sz w:val="28"/>
-          <w:szCs w:val="28"/>
-        </w:rPr>
-        <w:t xml:space="preserve"> – 1) </w:t>
-      </w:r>
-      <w:r>
-        <w:rPr>
-          <w:rFonts w:ascii="Times New Roman" w:hAnsi="Times New Roman" w:cs="Times New Roman"/>
-          <w:color w:val="000000" w:themeColor="text1"/>
-          <w:sz w:val="28"/>
-          <w:szCs w:val="28"/>
-        </w:rPr>
-        <w:t xml:space="preserve">раз, иначе говоря, </w:t>
-      </w:r>
-      <w:r>
-        <w:rPr>
-          <w:rFonts w:ascii="Times New Roman" w:hAnsi="Times New Roman" w:cs="Times New Roman"/>
-          <w:color w:val="000000" w:themeColor="text1"/>
-          <w:sz w:val="28"/>
-          <w:szCs w:val="28"/>
-          <w:lang w:val="en-US"/>
-        </w:rPr>
-        <w:t>n</w:t>
-      </w:r>
-      <w:r>
-        <w:rPr>
-          <w:rFonts w:ascii="Times New Roman" w:hAnsi="Times New Roman" w:cs="Times New Roman"/>
-          <w:color w:val="000000" w:themeColor="text1"/>
-          <w:sz w:val="28"/>
-          <w:szCs w:val="28"/>
-          <w:vertAlign w:val="superscript"/>
-        </w:rPr>
-        <w:t>2</w:t>
-      </w:r>
-      <w:r>
-        <w:rPr>
-          <w:rFonts w:ascii="Times New Roman" w:hAnsi="Times New Roman" w:cs="Times New Roman"/>
-          <w:color w:val="000000" w:themeColor="text1"/>
-          <w:sz w:val="28"/>
-          <w:szCs w:val="28"/>
-        </w:rPr>
-        <w:t xml:space="preserve"> </w:t>
-      </w:r>
-      <w:r>
-        <w:rPr>
-          <w:rFonts w:ascii="Times New Roman" w:hAnsi="Times New Roman" w:cs="Times New Roman"/>
-          <w:color w:val="000000" w:themeColor="text1"/>
-          <w:sz w:val="28"/>
-          <w:szCs w:val="28"/>
-        </w:rPr>
-        <w:t>–</w:t>
-      </w:r>
-      <w:r>
-        <w:rPr>
-          <w:rFonts w:ascii="Times New Roman" w:hAnsi="Times New Roman" w:cs="Times New Roman"/>
-          <w:color w:val="000000" w:themeColor="text1"/>
-          <w:sz w:val="28"/>
-          <w:szCs w:val="28"/>
-        </w:rPr>
-        <w:t xml:space="preserve"> </w:t>
-      </w:r>
-      <w:r>
-        <w:rPr>
-          <w:rFonts w:ascii="Times New Roman" w:hAnsi="Times New Roman" w:cs="Times New Roman"/>
-          <w:color w:val="000000" w:themeColor="text1"/>
-          <w:sz w:val="28"/>
-          <w:szCs w:val="28"/>
-          <w:lang w:val="en-US"/>
-        </w:rPr>
-        <w:t>n</w:t>
-      </w:r>
-      <w:r>
-        <w:rPr>
-          <w:rFonts w:ascii="Times New Roman" w:hAnsi="Times New Roman" w:cs="Times New Roman"/>
-          <w:color w:val="000000" w:themeColor="text1"/>
-          <w:sz w:val="28"/>
-          <w:szCs w:val="28"/>
-        </w:rPr>
-        <w:t xml:space="preserve"> </w:t>
-      </w:r>
-      <w:r>
-        <w:rPr>
-          <w:rFonts w:ascii="Times New Roman" w:hAnsi="Times New Roman" w:cs="Times New Roman"/>
-          <w:color w:val="000000" w:themeColor="text1"/>
-          <w:sz w:val="28"/>
-          <w:szCs w:val="28"/>
-        </w:rPr>
-        <w:t xml:space="preserve">раз. Таким образом, в этой ситуации </w:t>
-      </w:r>
-      <w:r>
-        <w:rPr>
-          <w:rFonts w:ascii="Times New Roman" w:hAnsi="Times New Roman" w:cs="Times New Roman"/>
-          <w:color w:val="000000" w:themeColor="text1"/>
-          <w:sz w:val="28"/>
-          <w:szCs w:val="28"/>
-          <w:lang w:val="en-US"/>
-        </w:rPr>
-        <w:t>O</w:t>
-      </w:r>
-      <w:r>
-        <w:rPr>
-          <w:rFonts w:ascii="Times New Roman" w:hAnsi="Times New Roman" w:cs="Times New Roman"/>
-          <w:color w:val="000000" w:themeColor="text1"/>
-          <w:sz w:val="28"/>
-          <w:szCs w:val="28"/>
-        </w:rPr>
-        <w:t>(</w:t>
-      </w:r>
-      <w:r>
-        <w:rPr>
-          <w:rFonts w:ascii="Times New Roman" w:hAnsi="Times New Roman" w:cs="Times New Roman"/>
-          <w:color w:val="000000" w:themeColor="text1"/>
-          <w:sz w:val="28"/>
-          <w:szCs w:val="28"/>
-          <w:lang w:val="en-US"/>
-        </w:rPr>
-        <w:t>n</w:t>
-      </w:r>
-      <w:r>
-        <w:rPr>
-          <w:rFonts w:ascii="Times New Roman" w:hAnsi="Times New Roman" w:cs="Times New Roman"/>
-          <w:color w:val="000000" w:themeColor="text1"/>
-          <w:sz w:val="28"/>
-          <w:szCs w:val="28"/>
-          <w:vertAlign w:val="superscript"/>
-        </w:rPr>
-        <w:t>2</w:t>
-      </w:r>
-      <w:r>
-        <w:rPr>
-          <w:rFonts w:ascii="Times New Roman" w:hAnsi="Times New Roman" w:cs="Times New Roman"/>
-          <w:color w:val="000000" w:themeColor="text1"/>
-          <w:sz w:val="28"/>
-          <w:szCs w:val="28"/>
-        </w:rPr>
-        <w:t>)</w:t>
-      </w:r>
-      <w:r>
-        <w:rPr>
-          <w:rFonts w:ascii="Times New Roman" w:hAnsi="Times New Roman" w:cs="Times New Roman"/>
-          <w:color w:val="000000" w:themeColor="text1"/>
-          <w:sz w:val="28"/>
-          <w:szCs w:val="28"/>
-        </w:rPr>
-        <w:t xml:space="preserve"> = </w:t>
-      </w:r>
-      <w:r>
-        <w:rPr>
-          <w:rFonts w:ascii="Times New Roman" w:hAnsi="Times New Roman" w:cs="Times New Roman"/>
-          <w:color w:val="000000" w:themeColor="text1"/>
-          <w:sz w:val="28"/>
-          <w:szCs w:val="28"/>
-          <w:lang w:val="en-US"/>
-        </w:rPr>
-        <w:t>n</w:t>
-      </w:r>
-      <w:r>
-        <w:rPr>
-          <w:rFonts w:ascii="Times New Roman" w:hAnsi="Times New Roman" w:cs="Times New Roman"/>
-          <w:color w:val="000000" w:themeColor="text1"/>
-          <w:sz w:val="28"/>
-          <w:szCs w:val="28"/>
-          <w:vertAlign w:val="superscript"/>
-        </w:rPr>
-        <w:t>2</w:t>
-      </w:r>
-      <w:r>
-        <w:rPr>
-          <w:rFonts w:ascii="Times New Roman" w:hAnsi="Times New Roman" w:cs="Times New Roman"/>
-          <w:color w:val="000000" w:themeColor="text1"/>
-          <w:sz w:val="28"/>
-          <w:szCs w:val="28"/>
-        </w:rPr>
-        <w:t xml:space="preserve"> – </w:t>
-      </w:r>
-      <w:r>
-        <w:rPr>
-          <w:rFonts w:ascii="Times New Roman" w:hAnsi="Times New Roman" w:cs="Times New Roman"/>
-          <w:color w:val="000000" w:themeColor="text1"/>
-          <w:sz w:val="28"/>
-          <w:szCs w:val="28"/>
-          <w:lang w:val="en-US"/>
-        </w:rPr>
-        <w:t>n</w:t>
-      </w:r>
-      <w:r>
-        <w:rPr>
-          <w:rFonts w:ascii="Times New Roman" w:hAnsi="Times New Roman" w:cs="Times New Roman"/>
-          <w:color w:val="000000" w:themeColor="text1"/>
-          <w:sz w:val="28"/>
-          <w:szCs w:val="28"/>
-        </w:rPr>
-        <w:t xml:space="preserve">, </w:t>
-      </w:r>
-      <w:r>
-        <w:rPr>
-          <w:rFonts w:ascii="Times New Roman" w:hAnsi="Times New Roman" w:cs="Times New Roman"/>
-          <w:color w:val="000000" w:themeColor="text1"/>
-          <w:sz w:val="28"/>
-          <w:szCs w:val="28"/>
-        </w:rPr>
-        <w:t>что является худшей сложностью алгоритма.</w:t>
-      </w:r>
-    </w:p>
-    <w:p>
-      <w:pPr>
-        <w:autoSpaceDE w:val="0"/>
-        <w:autoSpaceDN w:val="0"/>
-        <w:adjustRightInd w:val="0"/>
-        <w:rPr>
-          <w:rFonts w:ascii="Times New Roman" w:hAnsi="Times New Roman" w:cs="Times New Roman"/>
-          <w:color w:val="000000" w:themeColor="text1"/>
-          <w:sz w:val="28"/>
-          <w:szCs w:val="28"/>
-        </w:rPr>
-      </w:pPr>
     </w:p>
     <w:p>
       <w:pPr>
@@ -4077,7 +3228,7 @@
                     <pic:cNvPicPr/>
                   </pic:nvPicPr>
                   <pic:blipFill>
-                    <a:blip r:embed="rId9"/>
+                    <a:blip r:embed="rId10"/>
                     <a:stretch>
                       <a:fillRect/>
                     </a:stretch>
@@ -4160,6 +3311,9 @@
       <w:pPr>
         <w:pStyle w:val="aff6"/>
         <w:jc w:val="left"/>
+        <w:rPr>
+          <w:lang w:val="en-US"/>
+        </w:rPr>
       </w:pPr>
     </w:p>
     <w:p>
@@ -4326,8 +3480,8 @@
       </w:pPr>
     </w:p>
     <w:sectPr>
-      <w:footerReference w:type="default" r:id="rId10"/>
-      <w:footerReference w:type="first" r:id="rId11"/>
+      <w:footerReference w:type="default" r:id="rId11"/>
+      <w:footerReference w:type="first" r:id="rId12"/>
       <w:pgSz w:w="11906" w:h="16838"/>
       <w:pgMar w:top="1134" w:right="850" w:bottom="1134" w:left="1701" w:header="708" w:footer="708" w:gutter="0"/>
       <w:cols w:space="708"/>

--- a/Очет-по-КР-III.docx
+++ b/Очет-по-КР-III.docx
@@ -971,13 +971,8 @@
               <w:pStyle w:val="af5"/>
               <w:ind w:firstLine="0"/>
             </w:pPr>
-            <w:proofErr w:type="spellStart"/>
             <w:r>
-              <w:t>Дамрин</w:t>
-            </w:r>
-            <w:proofErr w:type="spellEnd"/>
-            <w:r>
-              <w:t xml:space="preserve"> А.О.</w:t>
+              <w:t>Дамрин А.О.</w:t>
             </w:r>
           </w:p>
         </w:tc>
@@ -1048,11 +1043,11 @@
           <w:tab w:val="right" w:leader="dot" w:pos="9345"/>
         </w:tabs>
         <w:rPr>
-          <w:rFonts w:eastAsiaTheme="minorEastAsia"/>
+          <w:rFonts w:ascii="Times New Roman" w:eastAsiaTheme="minorEastAsia" w:hAnsi="Times New Roman" w:cs="Times New Roman"/>
           <w:noProof/>
           <w:kern w:val="2"/>
-          <w:sz w:val="24"/>
-          <w:szCs w:val="24"/>
+          <w:sz w:val="28"/>
+          <w:szCs w:val="28"/>
           <w:lang w:eastAsia="ru-RU"/>
           <w14:ligatures w14:val="standardContextual"/>
         </w:rPr>
@@ -1109,23 +1104,23 @@
         <w:r>
           <w:rPr>
             <w:rStyle w:val="a7"/>
-            <w:rFonts w:ascii="Times New Roman" w:eastAsia="Times New Roman" w:hAnsi="Times New Roman" w:cs="Mangal"/>
-            <w:b/>
-            <w:bCs/>
+            <w:rFonts w:ascii="Times New Roman" w:eastAsia="Times New Roman" w:hAnsi="Times New Roman" w:cs="Times New Roman"/>
             <w:iCs/>
             <w:noProof/>
             <w:kern w:val="1"/>
+            <w:sz w:val="28"/>
+            <w:szCs w:val="28"/>
             <w:lang w:eastAsia="zh-CN" w:bidi="hi-IN"/>
           </w:rPr>
           <w:t>1.1</w:t>
         </w:r>
         <w:r>
           <w:rPr>
-            <w:rFonts w:eastAsiaTheme="minorEastAsia"/>
+            <w:rFonts w:ascii="Times New Roman" w:eastAsiaTheme="minorEastAsia" w:hAnsi="Times New Roman" w:cs="Times New Roman"/>
             <w:noProof/>
             <w:kern w:val="2"/>
-            <w:sz w:val="24"/>
-            <w:szCs w:val="24"/>
+            <w:sz w:val="28"/>
+            <w:szCs w:val="28"/>
             <w:lang w:eastAsia="ru-RU"/>
             <w14:ligatures w14:val="standardContextual"/>
           </w:rPr>
@@ -1134,61 +1129,82 @@
         <w:r>
           <w:rPr>
             <w:rStyle w:val="a7"/>
-            <w:rFonts w:ascii="Times New Roman" w:eastAsia="Times New Roman" w:hAnsi="Times New Roman" w:cs="Mangal"/>
-            <w:b/>
-            <w:bCs/>
+            <w:rFonts w:ascii="Times New Roman" w:eastAsia="Times New Roman" w:hAnsi="Times New Roman" w:cs="Times New Roman"/>
             <w:iCs/>
             <w:noProof/>
             <w:kern w:val="1"/>
+            <w:sz w:val="28"/>
+            <w:szCs w:val="28"/>
             <w:lang w:eastAsia="zh-CN" w:bidi="hi-IN"/>
           </w:rPr>
           <w:t>Цель работы</w:t>
         </w:r>
         <w:r>
           <w:rPr>
+            <w:rFonts w:ascii="Times New Roman" w:hAnsi="Times New Roman" w:cs="Times New Roman"/>
             <w:noProof/>
             <w:webHidden/>
+            <w:sz w:val="28"/>
+            <w:szCs w:val="28"/>
           </w:rPr>
           <w:tab/>
         </w:r>
         <w:r>
           <w:rPr>
+            <w:rFonts w:ascii="Times New Roman" w:hAnsi="Times New Roman" w:cs="Times New Roman"/>
             <w:noProof/>
             <w:webHidden/>
+            <w:sz w:val="28"/>
+            <w:szCs w:val="28"/>
           </w:rPr>
           <w:fldChar w:fldCharType="begin"/>
         </w:r>
         <w:r>
           <w:rPr>
+            <w:rFonts w:ascii="Times New Roman" w:hAnsi="Times New Roman" w:cs="Times New Roman"/>
             <w:noProof/>
             <w:webHidden/>
+            <w:sz w:val="28"/>
+            <w:szCs w:val="28"/>
           </w:rPr>
           <w:instrText xml:space="preserve"> PAGEREF _Toc216098051 \h </w:instrText>
         </w:r>
         <w:r>
           <w:rPr>
+            <w:rFonts w:ascii="Times New Roman" w:hAnsi="Times New Roman" w:cs="Times New Roman"/>
             <w:noProof/>
             <w:webHidden/>
+            <w:sz w:val="28"/>
+            <w:szCs w:val="28"/>
           </w:rPr>
         </w:r>
         <w:r>
           <w:rPr>
+            <w:rFonts w:ascii="Times New Roman" w:hAnsi="Times New Roman" w:cs="Times New Roman"/>
             <w:noProof/>
             <w:webHidden/>
+            <w:sz w:val="28"/>
+            <w:szCs w:val="28"/>
           </w:rPr>
           <w:fldChar w:fldCharType="separate"/>
         </w:r>
         <w:r>
           <w:rPr>
+            <w:rFonts w:ascii="Times New Roman" w:hAnsi="Times New Roman" w:cs="Times New Roman"/>
             <w:noProof/>
             <w:webHidden/>
+            <w:sz w:val="28"/>
+            <w:szCs w:val="28"/>
           </w:rPr>
           <w:t>3</w:t>
         </w:r>
         <w:r>
           <w:rPr>
+            <w:rFonts w:ascii="Times New Roman" w:hAnsi="Times New Roman" w:cs="Times New Roman"/>
             <w:noProof/>
             <w:webHidden/>
+            <w:sz w:val="28"/>
+            <w:szCs w:val="28"/>
           </w:rPr>
           <w:fldChar w:fldCharType="end"/>
         </w:r>
@@ -1202,11 +1218,11 @@
           <w:tab w:val="right" w:leader="dot" w:pos="9345"/>
         </w:tabs>
         <w:rPr>
-          <w:rFonts w:eastAsiaTheme="minorEastAsia"/>
+          <w:rFonts w:ascii="Times New Roman" w:eastAsiaTheme="minorEastAsia" w:hAnsi="Times New Roman" w:cs="Times New Roman"/>
           <w:noProof/>
           <w:kern w:val="2"/>
-          <w:sz w:val="24"/>
-          <w:szCs w:val="24"/>
+          <w:sz w:val="28"/>
+          <w:szCs w:val="28"/>
           <w:lang w:eastAsia="ru-RU"/>
           <w14:ligatures w14:val="standardContextual"/>
         </w:rPr>
@@ -1216,20 +1232,20 @@
           <w:rPr>
             <w:rStyle w:val="a7"/>
             <w:rFonts w:ascii="Times New Roman" w:hAnsi="Times New Roman" w:cs="Times New Roman"/>
-            <w:b/>
-            <w:bCs/>
             <w:noProof/>
+            <w:sz w:val="28"/>
+            <w:szCs w:val="28"/>
             <w:lang w:eastAsia="zh-CN" w:bidi="hi-IN"/>
           </w:rPr>
           <w:t>1.2</w:t>
         </w:r>
         <w:r>
           <w:rPr>
-            <w:rFonts w:eastAsiaTheme="minorEastAsia"/>
+            <w:rFonts w:ascii="Times New Roman" w:eastAsiaTheme="minorEastAsia" w:hAnsi="Times New Roman" w:cs="Times New Roman"/>
             <w:noProof/>
             <w:kern w:val="2"/>
-            <w:sz w:val="24"/>
-            <w:szCs w:val="24"/>
+            <w:sz w:val="28"/>
+            <w:szCs w:val="28"/>
             <w:lang w:eastAsia="ru-RU"/>
             <w14:ligatures w14:val="standardContextual"/>
           </w:rPr>
@@ -1238,60 +1254,82 @@
         <w:r>
           <w:rPr>
             <w:rStyle w:val="a7"/>
-            <w:rFonts w:ascii="Times New Roman" w:eastAsia="SimSun" w:hAnsi="Times New Roman"/>
-            <w:b/>
+            <w:rFonts w:ascii="Times New Roman" w:eastAsia="SimSun" w:hAnsi="Times New Roman" w:cs="Times New Roman"/>
             <w:iCs/>
             <w:noProof/>
             <w:kern w:val="1"/>
+            <w:sz w:val="28"/>
+            <w:szCs w:val="28"/>
             <w:lang w:eastAsia="zh-CN" w:bidi="hi-IN"/>
           </w:rPr>
           <w:t>Задание</w:t>
         </w:r>
         <w:r>
           <w:rPr>
+            <w:rFonts w:ascii="Times New Roman" w:hAnsi="Times New Roman" w:cs="Times New Roman"/>
             <w:noProof/>
             <w:webHidden/>
+            <w:sz w:val="28"/>
+            <w:szCs w:val="28"/>
           </w:rPr>
           <w:tab/>
         </w:r>
         <w:r>
           <w:rPr>
+            <w:rFonts w:ascii="Times New Roman" w:hAnsi="Times New Roman" w:cs="Times New Roman"/>
             <w:noProof/>
             <w:webHidden/>
+            <w:sz w:val="28"/>
+            <w:szCs w:val="28"/>
           </w:rPr>
           <w:fldChar w:fldCharType="begin"/>
         </w:r>
         <w:r>
           <w:rPr>
+            <w:rFonts w:ascii="Times New Roman" w:hAnsi="Times New Roman" w:cs="Times New Roman"/>
             <w:noProof/>
             <w:webHidden/>
+            <w:sz w:val="28"/>
+            <w:szCs w:val="28"/>
           </w:rPr>
           <w:instrText xml:space="preserve"> PAGEREF _Toc216098052 \h </w:instrText>
         </w:r>
         <w:r>
           <w:rPr>
+            <w:rFonts w:ascii="Times New Roman" w:hAnsi="Times New Roman" w:cs="Times New Roman"/>
             <w:noProof/>
             <w:webHidden/>
+            <w:sz w:val="28"/>
+            <w:szCs w:val="28"/>
           </w:rPr>
         </w:r>
         <w:r>
           <w:rPr>
+            <w:rFonts w:ascii="Times New Roman" w:hAnsi="Times New Roman" w:cs="Times New Roman"/>
             <w:noProof/>
             <w:webHidden/>
+            <w:sz w:val="28"/>
+            <w:szCs w:val="28"/>
           </w:rPr>
           <w:fldChar w:fldCharType="separate"/>
         </w:r>
         <w:r>
           <w:rPr>
+            <w:rFonts w:ascii="Times New Roman" w:hAnsi="Times New Roman" w:cs="Times New Roman"/>
             <w:noProof/>
             <w:webHidden/>
+            <w:sz w:val="28"/>
+            <w:szCs w:val="28"/>
           </w:rPr>
           <w:t>3</w:t>
         </w:r>
         <w:r>
           <w:rPr>
+            <w:rFonts w:ascii="Times New Roman" w:hAnsi="Times New Roman" w:cs="Times New Roman"/>
             <w:noProof/>
             <w:webHidden/>
+            <w:sz w:val="28"/>
+            <w:szCs w:val="28"/>
           </w:rPr>
           <w:fldChar w:fldCharType="end"/>
         </w:r>
@@ -1304,11 +1342,11 @@
           <w:tab w:val="right" w:leader="dot" w:pos="9345"/>
         </w:tabs>
         <w:rPr>
-          <w:rFonts w:eastAsiaTheme="minorEastAsia"/>
+          <w:rFonts w:ascii="Times New Roman" w:eastAsiaTheme="minorEastAsia" w:hAnsi="Times New Roman" w:cs="Times New Roman"/>
           <w:noProof/>
           <w:kern w:val="2"/>
-          <w:sz w:val="24"/>
-          <w:szCs w:val="24"/>
+          <w:sz w:val="28"/>
+          <w:szCs w:val="28"/>
           <w:lang w:eastAsia="ru-RU"/>
           <w14:ligatures w14:val="standardContextual"/>
         </w:rPr>
@@ -1317,60 +1355,82 @@
         <w:r>
           <w:rPr>
             <w:rStyle w:val="a7"/>
-            <w:rFonts w:ascii="Times New Roman" w:eastAsia="SimSun" w:hAnsi="Times New Roman"/>
-            <w:b/>
+            <w:rFonts w:ascii="Times New Roman" w:eastAsia="SimSun" w:hAnsi="Times New Roman" w:cs="Times New Roman"/>
             <w:iCs/>
             <w:noProof/>
             <w:kern w:val="1"/>
+            <w:sz w:val="28"/>
+            <w:szCs w:val="28"/>
             <w:lang w:eastAsia="zh-CN" w:bidi="hi-IN"/>
           </w:rPr>
           <w:t>1.3 Описание используемых технологий.</w:t>
         </w:r>
         <w:r>
           <w:rPr>
+            <w:rFonts w:ascii="Times New Roman" w:hAnsi="Times New Roman" w:cs="Times New Roman"/>
             <w:noProof/>
             <w:webHidden/>
+            <w:sz w:val="28"/>
+            <w:szCs w:val="28"/>
           </w:rPr>
           <w:tab/>
         </w:r>
         <w:r>
           <w:rPr>
+            <w:rFonts w:ascii="Times New Roman" w:hAnsi="Times New Roman" w:cs="Times New Roman"/>
             <w:noProof/>
             <w:webHidden/>
+            <w:sz w:val="28"/>
+            <w:szCs w:val="28"/>
           </w:rPr>
           <w:fldChar w:fldCharType="begin"/>
         </w:r>
         <w:r>
           <w:rPr>
+            <w:rFonts w:ascii="Times New Roman" w:hAnsi="Times New Roman" w:cs="Times New Roman"/>
             <w:noProof/>
             <w:webHidden/>
+            <w:sz w:val="28"/>
+            <w:szCs w:val="28"/>
           </w:rPr>
           <w:instrText xml:space="preserve"> PAGEREF _Toc216098053 \h </w:instrText>
         </w:r>
         <w:r>
           <w:rPr>
+            <w:rFonts w:ascii="Times New Roman" w:hAnsi="Times New Roman" w:cs="Times New Roman"/>
             <w:noProof/>
             <w:webHidden/>
+            <w:sz w:val="28"/>
+            <w:szCs w:val="28"/>
           </w:rPr>
         </w:r>
         <w:r>
           <w:rPr>
+            <w:rFonts w:ascii="Times New Roman" w:hAnsi="Times New Roman" w:cs="Times New Roman"/>
             <w:noProof/>
             <w:webHidden/>
+            <w:sz w:val="28"/>
+            <w:szCs w:val="28"/>
           </w:rPr>
           <w:fldChar w:fldCharType="separate"/>
         </w:r>
         <w:r>
           <w:rPr>
+            <w:rFonts w:ascii="Times New Roman" w:hAnsi="Times New Roman" w:cs="Times New Roman"/>
             <w:noProof/>
             <w:webHidden/>
+            <w:sz w:val="28"/>
+            <w:szCs w:val="28"/>
           </w:rPr>
           <w:t>4</w:t>
         </w:r>
         <w:r>
           <w:rPr>
+            <w:rFonts w:ascii="Times New Roman" w:hAnsi="Times New Roman" w:cs="Times New Roman"/>
             <w:noProof/>
             <w:webHidden/>
+            <w:sz w:val="28"/>
+            <w:szCs w:val="28"/>
           </w:rPr>
           <w:fldChar w:fldCharType="end"/>
         </w:r>
@@ -1383,11 +1443,11 @@
           <w:tab w:val="right" w:leader="dot" w:pos="9345"/>
         </w:tabs>
         <w:rPr>
-          <w:rFonts w:eastAsiaTheme="minorEastAsia"/>
+          <w:rFonts w:ascii="Times New Roman" w:eastAsiaTheme="minorEastAsia" w:hAnsi="Times New Roman" w:cs="Times New Roman"/>
           <w:noProof/>
           <w:kern w:val="2"/>
-          <w:sz w:val="24"/>
-          <w:szCs w:val="24"/>
+          <w:sz w:val="28"/>
+          <w:szCs w:val="28"/>
           <w:lang w:eastAsia="ru-RU"/>
           <w14:ligatures w14:val="standardContextual"/>
         </w:rPr>
@@ -1396,60 +1456,82 @@
         <w:r>
           <w:rPr>
             <w:rStyle w:val="a7"/>
-            <w:rFonts w:ascii="Times New Roman" w:eastAsia="SimSun" w:hAnsi="Times New Roman" w:cs="Arial"/>
-            <w:b/>
+            <w:rFonts w:ascii="Times New Roman" w:eastAsia="SimSun" w:hAnsi="Times New Roman" w:cs="Times New Roman"/>
             <w:iCs/>
             <w:noProof/>
             <w:kern w:val="1"/>
+            <w:sz w:val="28"/>
+            <w:szCs w:val="28"/>
             <w:lang w:eastAsia="zh-CN" w:bidi="hi-IN"/>
           </w:rPr>
           <w:t>1.4 Структура базы данных.</w:t>
         </w:r>
         <w:r>
           <w:rPr>
+            <w:rFonts w:ascii="Times New Roman" w:hAnsi="Times New Roman" w:cs="Times New Roman"/>
             <w:noProof/>
             <w:webHidden/>
+            <w:sz w:val="28"/>
+            <w:szCs w:val="28"/>
           </w:rPr>
           <w:tab/>
         </w:r>
         <w:r>
           <w:rPr>
+            <w:rFonts w:ascii="Times New Roman" w:hAnsi="Times New Roman" w:cs="Times New Roman"/>
             <w:noProof/>
             <w:webHidden/>
+            <w:sz w:val="28"/>
+            <w:szCs w:val="28"/>
           </w:rPr>
           <w:fldChar w:fldCharType="begin"/>
         </w:r>
         <w:r>
           <w:rPr>
+            <w:rFonts w:ascii="Times New Roman" w:hAnsi="Times New Roman" w:cs="Times New Roman"/>
             <w:noProof/>
             <w:webHidden/>
+            <w:sz w:val="28"/>
+            <w:szCs w:val="28"/>
           </w:rPr>
           <w:instrText xml:space="preserve"> PAGEREF _Toc216098054 \h </w:instrText>
         </w:r>
         <w:r>
           <w:rPr>
+            <w:rFonts w:ascii="Times New Roman" w:hAnsi="Times New Roman" w:cs="Times New Roman"/>
             <w:noProof/>
             <w:webHidden/>
+            <w:sz w:val="28"/>
+            <w:szCs w:val="28"/>
           </w:rPr>
         </w:r>
         <w:r>
           <w:rPr>
+            <w:rFonts w:ascii="Times New Roman" w:hAnsi="Times New Roman" w:cs="Times New Roman"/>
             <w:noProof/>
             <w:webHidden/>
+            <w:sz w:val="28"/>
+            <w:szCs w:val="28"/>
           </w:rPr>
           <w:fldChar w:fldCharType="separate"/>
         </w:r>
         <w:r>
           <w:rPr>
+            <w:rFonts w:ascii="Times New Roman" w:hAnsi="Times New Roman" w:cs="Times New Roman"/>
             <w:noProof/>
             <w:webHidden/>
+            <w:sz w:val="28"/>
+            <w:szCs w:val="28"/>
           </w:rPr>
           <w:t>4</w:t>
         </w:r>
         <w:r>
           <w:rPr>
+            <w:rFonts w:ascii="Times New Roman" w:hAnsi="Times New Roman" w:cs="Times New Roman"/>
             <w:noProof/>
             <w:webHidden/>
+            <w:sz w:val="28"/>
+            <w:szCs w:val="28"/>
           </w:rPr>
           <w:fldChar w:fldCharType="end"/>
         </w:r>
@@ -1462,11 +1544,11 @@
           <w:tab w:val="right" w:leader="dot" w:pos="9345"/>
         </w:tabs>
         <w:rPr>
-          <w:rFonts w:eastAsiaTheme="minorEastAsia"/>
+          <w:rFonts w:ascii="Times New Roman" w:eastAsiaTheme="minorEastAsia" w:hAnsi="Times New Roman" w:cs="Times New Roman"/>
           <w:noProof/>
           <w:kern w:val="2"/>
-          <w:sz w:val="24"/>
-          <w:szCs w:val="24"/>
+          <w:sz w:val="28"/>
+          <w:szCs w:val="28"/>
           <w:lang w:eastAsia="ru-RU"/>
           <w14:ligatures w14:val="standardContextual"/>
         </w:rPr>
@@ -1475,60 +1557,82 @@
         <w:r>
           <w:rPr>
             <w:rStyle w:val="a7"/>
-            <w:rFonts w:ascii="Times New Roman" w:eastAsia="SimSun" w:hAnsi="Times New Roman" w:cs="Arial"/>
-            <w:b/>
+            <w:rFonts w:ascii="Times New Roman" w:eastAsia="SimSun" w:hAnsi="Times New Roman" w:cs="Times New Roman"/>
             <w:iCs/>
             <w:noProof/>
             <w:kern w:val="1"/>
+            <w:sz w:val="28"/>
+            <w:szCs w:val="28"/>
             <w:lang w:eastAsia="zh-CN" w:bidi="hi-IN"/>
           </w:rPr>
           <w:t>1.5 Тестирование программы</w:t>
         </w:r>
         <w:r>
           <w:rPr>
+            <w:rFonts w:ascii="Times New Roman" w:hAnsi="Times New Roman" w:cs="Times New Roman"/>
             <w:noProof/>
             <w:webHidden/>
+            <w:sz w:val="28"/>
+            <w:szCs w:val="28"/>
           </w:rPr>
           <w:tab/>
         </w:r>
         <w:r>
           <w:rPr>
+            <w:rFonts w:ascii="Times New Roman" w:hAnsi="Times New Roman" w:cs="Times New Roman"/>
             <w:noProof/>
             <w:webHidden/>
+            <w:sz w:val="28"/>
+            <w:szCs w:val="28"/>
           </w:rPr>
           <w:fldChar w:fldCharType="begin"/>
         </w:r>
         <w:r>
           <w:rPr>
+            <w:rFonts w:ascii="Times New Roman" w:hAnsi="Times New Roman" w:cs="Times New Roman"/>
             <w:noProof/>
             <w:webHidden/>
+            <w:sz w:val="28"/>
+            <w:szCs w:val="28"/>
           </w:rPr>
           <w:instrText xml:space="preserve"> PAGEREF _Toc216098055 \h </w:instrText>
         </w:r>
         <w:r>
           <w:rPr>
+            <w:rFonts w:ascii="Times New Roman" w:hAnsi="Times New Roman" w:cs="Times New Roman"/>
             <w:noProof/>
             <w:webHidden/>
+            <w:sz w:val="28"/>
+            <w:szCs w:val="28"/>
           </w:rPr>
         </w:r>
         <w:r>
           <w:rPr>
+            <w:rFonts w:ascii="Times New Roman" w:hAnsi="Times New Roman" w:cs="Times New Roman"/>
             <w:noProof/>
             <w:webHidden/>
+            <w:sz w:val="28"/>
+            <w:szCs w:val="28"/>
           </w:rPr>
           <w:fldChar w:fldCharType="separate"/>
         </w:r>
         <w:r>
           <w:rPr>
+            <w:rFonts w:ascii="Times New Roman" w:hAnsi="Times New Roman" w:cs="Times New Roman"/>
             <w:noProof/>
             <w:webHidden/>
+            <w:sz w:val="28"/>
+            <w:szCs w:val="28"/>
           </w:rPr>
           <w:t>4</w:t>
         </w:r>
         <w:r>
           <w:rPr>
+            <w:rFonts w:ascii="Times New Roman" w:hAnsi="Times New Roman" w:cs="Times New Roman"/>
             <w:noProof/>
             <w:webHidden/>
+            <w:sz w:val="28"/>
+            <w:szCs w:val="28"/>
           </w:rPr>
           <w:fldChar w:fldCharType="end"/>
         </w:r>
@@ -1541,11 +1645,11 @@
           <w:tab w:val="right" w:leader="dot" w:pos="9345"/>
         </w:tabs>
         <w:rPr>
-          <w:rFonts w:eastAsiaTheme="minorEastAsia"/>
+          <w:rFonts w:ascii="Times New Roman" w:eastAsiaTheme="minorEastAsia" w:hAnsi="Times New Roman" w:cs="Times New Roman"/>
           <w:noProof/>
           <w:kern w:val="2"/>
-          <w:sz w:val="24"/>
-          <w:szCs w:val="24"/>
+          <w:sz w:val="28"/>
+          <w:szCs w:val="28"/>
           <w:lang w:eastAsia="ru-RU"/>
           <w14:ligatures w14:val="standardContextual"/>
         </w:rPr>
@@ -1554,60 +1658,82 @@
         <w:r>
           <w:rPr>
             <w:rStyle w:val="a7"/>
-            <w:rFonts w:ascii="Times New Roman" w:eastAsia="SimSun" w:hAnsi="Times New Roman" w:cs="Arial"/>
-            <w:b/>
+            <w:rFonts w:ascii="Times New Roman" w:eastAsia="SimSun" w:hAnsi="Times New Roman" w:cs="Times New Roman"/>
             <w:iCs/>
             <w:noProof/>
             <w:kern w:val="1"/>
+            <w:sz w:val="28"/>
+            <w:szCs w:val="28"/>
             <w:lang w:eastAsia="zh-CN" w:bidi="hi-IN"/>
           </w:rPr>
           <w:t>1.6 Описание графического интерфейса</w:t>
         </w:r>
         <w:r>
           <w:rPr>
+            <w:rFonts w:ascii="Times New Roman" w:hAnsi="Times New Roman" w:cs="Times New Roman"/>
             <w:noProof/>
             <w:webHidden/>
+            <w:sz w:val="28"/>
+            <w:szCs w:val="28"/>
           </w:rPr>
           <w:tab/>
         </w:r>
         <w:r>
           <w:rPr>
+            <w:rFonts w:ascii="Times New Roman" w:hAnsi="Times New Roman" w:cs="Times New Roman"/>
             <w:noProof/>
             <w:webHidden/>
+            <w:sz w:val="28"/>
+            <w:szCs w:val="28"/>
           </w:rPr>
           <w:fldChar w:fldCharType="begin"/>
         </w:r>
         <w:r>
           <w:rPr>
+            <w:rFonts w:ascii="Times New Roman" w:hAnsi="Times New Roman" w:cs="Times New Roman"/>
             <w:noProof/>
             <w:webHidden/>
+            <w:sz w:val="28"/>
+            <w:szCs w:val="28"/>
           </w:rPr>
           <w:instrText xml:space="preserve"> PAGEREF _Toc216098056 \h </w:instrText>
         </w:r>
         <w:r>
           <w:rPr>
+            <w:rFonts w:ascii="Times New Roman" w:hAnsi="Times New Roman" w:cs="Times New Roman"/>
             <w:noProof/>
             <w:webHidden/>
+            <w:sz w:val="28"/>
+            <w:szCs w:val="28"/>
           </w:rPr>
         </w:r>
         <w:r>
           <w:rPr>
+            <w:rFonts w:ascii="Times New Roman" w:hAnsi="Times New Roman" w:cs="Times New Roman"/>
             <w:noProof/>
             <w:webHidden/>
+            <w:sz w:val="28"/>
+            <w:szCs w:val="28"/>
           </w:rPr>
           <w:fldChar w:fldCharType="separate"/>
         </w:r>
         <w:r>
           <w:rPr>
+            <w:rFonts w:ascii="Times New Roman" w:hAnsi="Times New Roman" w:cs="Times New Roman"/>
             <w:noProof/>
             <w:webHidden/>
+            <w:sz w:val="28"/>
+            <w:szCs w:val="28"/>
           </w:rPr>
           <w:t>4</w:t>
         </w:r>
         <w:r>
           <w:rPr>
+            <w:rFonts w:ascii="Times New Roman" w:hAnsi="Times New Roman" w:cs="Times New Roman"/>
             <w:noProof/>
             <w:webHidden/>
+            <w:sz w:val="28"/>
+            <w:szCs w:val="28"/>
           </w:rPr>
           <w:fldChar w:fldCharType="end"/>
         </w:r>
@@ -1620,11 +1746,11 @@
           <w:tab w:val="right" w:leader="dot" w:pos="9345"/>
         </w:tabs>
         <w:rPr>
-          <w:rFonts w:eastAsiaTheme="minorEastAsia"/>
+          <w:rFonts w:ascii="Times New Roman" w:eastAsiaTheme="minorEastAsia" w:hAnsi="Times New Roman" w:cs="Times New Roman"/>
           <w:noProof/>
           <w:kern w:val="2"/>
-          <w:sz w:val="24"/>
-          <w:szCs w:val="24"/>
+          <w:sz w:val="28"/>
+          <w:szCs w:val="28"/>
           <w:lang w:eastAsia="ru-RU"/>
           <w14:ligatures w14:val="standardContextual"/>
         </w:rPr>
@@ -1633,60 +1759,82 @@
         <w:r>
           <w:rPr>
             <w:rStyle w:val="a7"/>
-            <w:rFonts w:ascii="Times New Roman" w:eastAsia="SimSun" w:hAnsi="Times New Roman" w:cs="Arial"/>
-            <w:b/>
+            <w:rFonts w:ascii="Times New Roman" w:eastAsia="SimSun" w:hAnsi="Times New Roman" w:cs="Times New Roman"/>
             <w:iCs/>
             <w:noProof/>
             <w:kern w:val="1"/>
+            <w:sz w:val="28"/>
+            <w:szCs w:val="28"/>
             <w:lang w:eastAsia="zh-CN" w:bidi="hi-IN"/>
           </w:rPr>
           <w:t>1.7 Выводы</w:t>
         </w:r>
         <w:r>
           <w:rPr>
+            <w:rFonts w:ascii="Times New Roman" w:hAnsi="Times New Roman" w:cs="Times New Roman"/>
             <w:noProof/>
             <w:webHidden/>
+            <w:sz w:val="28"/>
+            <w:szCs w:val="28"/>
           </w:rPr>
           <w:tab/>
         </w:r>
         <w:r>
           <w:rPr>
+            <w:rFonts w:ascii="Times New Roman" w:hAnsi="Times New Roman" w:cs="Times New Roman"/>
             <w:noProof/>
             <w:webHidden/>
+            <w:sz w:val="28"/>
+            <w:szCs w:val="28"/>
           </w:rPr>
           <w:fldChar w:fldCharType="begin"/>
         </w:r>
         <w:r>
           <w:rPr>
+            <w:rFonts w:ascii="Times New Roman" w:hAnsi="Times New Roman" w:cs="Times New Roman"/>
             <w:noProof/>
             <w:webHidden/>
+            <w:sz w:val="28"/>
+            <w:szCs w:val="28"/>
           </w:rPr>
           <w:instrText xml:space="preserve"> PAGEREF _Toc216098057 \h </w:instrText>
         </w:r>
         <w:r>
           <w:rPr>
+            <w:rFonts w:ascii="Times New Roman" w:hAnsi="Times New Roman" w:cs="Times New Roman"/>
             <w:noProof/>
             <w:webHidden/>
+            <w:sz w:val="28"/>
+            <w:szCs w:val="28"/>
           </w:rPr>
         </w:r>
         <w:r>
           <w:rPr>
+            <w:rFonts w:ascii="Times New Roman" w:hAnsi="Times New Roman" w:cs="Times New Roman"/>
             <w:noProof/>
             <w:webHidden/>
+            <w:sz w:val="28"/>
+            <w:szCs w:val="28"/>
           </w:rPr>
           <w:fldChar w:fldCharType="separate"/>
         </w:r>
         <w:r>
           <w:rPr>
+            <w:rFonts w:ascii="Times New Roman" w:hAnsi="Times New Roman" w:cs="Times New Roman"/>
             <w:noProof/>
             <w:webHidden/>
+            <w:sz w:val="28"/>
+            <w:szCs w:val="28"/>
           </w:rPr>
           <w:t>4</w:t>
         </w:r>
         <w:r>
           <w:rPr>
+            <w:rFonts w:ascii="Times New Roman" w:hAnsi="Times New Roman" w:cs="Times New Roman"/>
             <w:noProof/>
             <w:webHidden/>
+            <w:sz w:val="28"/>
+            <w:szCs w:val="28"/>
           </w:rPr>
           <w:fldChar w:fldCharType="end"/>
         </w:r>
@@ -2661,7 +2809,6 @@
         </w:rPr>
         <w:t xml:space="preserve">Реализовать графический пользовательский интерфейс (стек технологий любой на выбор). Получившийся интерфейс должен хотя бы отчасти соответствовать следующий эвристикам </w:t>
       </w:r>
-      <w:proofErr w:type="spellStart"/>
       <w:r>
         <w:rPr>
           <w:rFonts w:ascii="Times New Roman" w:eastAsia="Times New Roman" w:hAnsi="Times New Roman" w:cs="Times New Roman"/>
@@ -2671,7 +2818,6 @@
         </w:rPr>
         <w:t>ui</w:t>
       </w:r>
-      <w:proofErr w:type="spellEnd"/>
       <w:r>
         <w:rPr>
           <w:rFonts w:ascii="Times New Roman" w:eastAsia="Times New Roman" w:hAnsi="Times New Roman" w:cs="Times New Roman"/>
@@ -2680,7 +2826,6 @@
         </w:rPr>
         <w:t>/</w:t>
       </w:r>
-      <w:proofErr w:type="spellStart"/>
       <w:r>
         <w:rPr>
           <w:rFonts w:ascii="Times New Roman" w:eastAsia="Times New Roman" w:hAnsi="Times New Roman" w:cs="Times New Roman"/>
@@ -2690,7 +2835,6 @@
         </w:rPr>
         <w:t>ux</w:t>
       </w:r>
-      <w:proofErr w:type="spellEnd"/>
       <w:r>
         <w:rPr>
           <w:rFonts w:ascii="Times New Roman" w:eastAsia="Times New Roman" w:hAnsi="Times New Roman" w:cs="Times New Roman"/>
@@ -2997,26 +3141,179 @@
     </w:p>
     <w:p>
       <w:pPr>
-        <w:suppressAutoHyphens/>
-        <w:spacing w:after="0" w:line="240" w:lineRule="auto"/>
-        <w:rPr>
-          <w:rFonts w:ascii="Times New Roman" w:eastAsia="SimSun" w:hAnsi="Times New Roman" w:cs="Arial"/>
-          <w:kern w:val="1"/>
+        <w:spacing w:after="0"/>
+        <w:ind w:firstLine="567"/>
+        <w:jc w:val="both"/>
+        <w:rPr>
+          <w:rFonts w:ascii="Times New Roman" w:hAnsi="Times New Roman"/>
           <w:sz w:val="28"/>
-          <w:szCs w:val="24"/>
-          <w:lang w:eastAsia="zh-CN" w:bidi="hi-IN"/>
-        </w:rPr>
-      </w:pPr>
+          <w:szCs w:val="28"/>
+        </w:rPr>
+      </w:pPr>
+      <w:bookmarkStart w:id="3" w:name="_Toc216098054"/>
+      <w:r>
+        <w:rPr>
+          <w:rFonts w:ascii="Times New Roman" w:hAnsi="Times New Roman"/>
+          <w:sz w:val="28"/>
+          <w:szCs w:val="28"/>
+        </w:rPr>
+        <w:t xml:space="preserve">Для выполнения поставленной задачи было создано программное обеспечение с графическим интерфейсом пользователя. В качестве основного языка разработки выбран C#, а работа велась в интегрированной среде Microsoft Visual Studio 2026. Это современная IDE, которая предоставляет полный набор инструментов для написания, отладки и тестирования приложений на C#. </w:t>
+      </w:r>
     </w:p>
     <w:p>
       <w:pPr>
+        <w:spacing w:after="0"/>
+        <w:ind w:firstLine="567"/>
+        <w:jc w:val="both"/>
+        <w:rPr>
+          <w:rFonts w:ascii="Times New Roman" w:hAnsi="Times New Roman"/>
+          <w:sz w:val="28"/>
+          <w:szCs w:val="28"/>
+        </w:rPr>
+      </w:pPr>
+      <w:r>
+        <w:rPr>
+          <w:rFonts w:ascii="Times New Roman" w:hAnsi="Times New Roman"/>
+          <w:sz w:val="28"/>
+          <w:szCs w:val="28"/>
+        </w:rPr>
+        <w:t xml:space="preserve">Программа построена на базе унифицированного фреймворка .NET 10. Этот фреймворк обеспечивает кроссплатформенность и предоставляет обширную библиотеку классов для выполнения всех стандартных задач. </w:t>
+      </w:r>
+    </w:p>
+    <w:p>
+      <w:pPr>
+        <w:spacing w:after="0"/>
+        <w:ind w:firstLine="567"/>
+        <w:jc w:val="both"/>
+        <w:rPr>
+          <w:rFonts w:ascii="Times New Roman" w:hAnsi="Times New Roman"/>
+          <w:sz w:val="28"/>
+          <w:szCs w:val="28"/>
+        </w:rPr>
+      </w:pPr>
+      <w:r>
+        <w:rPr>
+          <w:rFonts w:ascii="Times New Roman" w:hAnsi="Times New Roman"/>
+          <w:sz w:val="28"/>
+          <w:szCs w:val="28"/>
+        </w:rPr>
+        <w:t xml:space="preserve">Проектирование графического интерфейса осуществлялось с использованием технологии System.Windows.Forms (WinForms), которая позволяет быстро создавать настольные приложения для Windows с помощью визуального конструктора, встроенного в Visual Studio. </w:t>
+      </w:r>
+    </w:p>
+    <w:p>
+      <w:pPr>
+        <w:spacing w:after="0"/>
+        <w:ind w:firstLine="567"/>
+        <w:jc w:val="both"/>
+        <w:rPr>
+          <w:rFonts w:ascii="Times New Roman" w:hAnsi="Times New Roman"/>
+          <w:sz w:val="28"/>
+          <w:szCs w:val="28"/>
+        </w:rPr>
+      </w:pPr>
+      <w:r>
+        <w:rPr>
+          <w:rFonts w:ascii="Times New Roman" w:hAnsi="Times New Roman"/>
+          <w:sz w:val="28"/>
+          <w:szCs w:val="28"/>
+        </w:rPr>
+        <w:t xml:space="preserve">Для эффективного хранения данных была выбрана встраиваемая, бессерверная система управления базами данных SQLite. Все данные хранятся в одном файле, что значительно упрощает развертывание и использование приложения. </w:t>
+      </w:r>
+    </w:p>
+    <w:p>
+      <w:pPr>
+        <w:spacing w:after="0"/>
+        <w:ind w:firstLine="567"/>
+        <w:jc w:val="both"/>
+        <w:rPr>
+          <w:rFonts w:ascii="Times New Roman" w:hAnsi="Times New Roman"/>
+          <w:sz w:val="28"/>
+          <w:szCs w:val="28"/>
+        </w:rPr>
+      </w:pPr>
+      <w:r>
+        <w:rPr>
+          <w:rFonts w:ascii="Times New Roman" w:hAnsi="Times New Roman"/>
+          <w:sz w:val="28"/>
+          <w:szCs w:val="28"/>
+        </w:rPr>
+        <w:t xml:space="preserve">Таким образом, </w:t>
+      </w:r>
+      <w:r>
+        <w:rPr>
+          <w:rFonts w:ascii="Times New Roman" w:hAnsi="Times New Roman"/>
+          <w:sz w:val="28"/>
+          <w:szCs w:val="28"/>
+        </w:rPr>
+        <w:t>использовалась</w:t>
+      </w:r>
+      <w:r>
+        <w:rPr>
+          <w:rFonts w:ascii="Times New Roman" w:hAnsi="Times New Roman"/>
+          <w:sz w:val="28"/>
+          <w:szCs w:val="28"/>
+        </w:rPr>
+        <w:t xml:space="preserve"> тесн</w:t>
+      </w:r>
+      <w:r>
+        <w:rPr>
+          <w:rFonts w:ascii="Times New Roman" w:hAnsi="Times New Roman"/>
+          <w:sz w:val="28"/>
+          <w:szCs w:val="28"/>
+        </w:rPr>
+        <w:t>ая</w:t>
+      </w:r>
+      <w:r>
+        <w:rPr>
+          <w:rFonts w:ascii="Times New Roman" w:hAnsi="Times New Roman"/>
+          <w:sz w:val="28"/>
+          <w:szCs w:val="28"/>
+        </w:rPr>
+        <w:t xml:space="preserve"> интеграци</w:t>
+      </w:r>
+      <w:r>
+        <w:rPr>
+          <w:rFonts w:ascii="Times New Roman" w:hAnsi="Times New Roman"/>
+          <w:sz w:val="28"/>
+          <w:szCs w:val="28"/>
+        </w:rPr>
+        <w:t>я</w:t>
+      </w:r>
+      <w:r>
+        <w:rPr>
+          <w:rFonts w:ascii="Times New Roman" w:hAnsi="Times New Roman"/>
+          <w:sz w:val="28"/>
+          <w:szCs w:val="28"/>
+        </w:rPr>
+        <w:t xml:space="preserve"> C# и .NET 10, визуальные инструменты WinForms и надёжную, простую в управлении базу данных SQLite.</w:t>
+      </w:r>
+    </w:p>
+    <w:p>
+      <w:pPr>
+        <w:spacing w:after="0"/>
+        <w:ind w:firstLine="567"/>
+        <w:jc w:val="both"/>
+        <w:rPr>
+          <w:rFonts w:ascii="Times New Roman" w:hAnsi="Times New Roman"/>
+          <w:sz w:val="28"/>
+          <w:szCs w:val="28"/>
+        </w:rPr>
+      </w:pPr>
+    </w:p>
+    <w:p>
+      <w:pPr>
+        <w:pStyle w:val="aff2"/>
+        <w:numPr>
+          <w:ilvl w:val="1"/>
+          <w:numId w:val="1"/>
+        </w:numPr>
         <w:suppressLineNumbers/>
         <w:suppressAutoHyphens/>
-        <w:spacing w:before="120" w:after="120" w:line="240" w:lineRule="auto"/>
-        <w:ind w:firstLine="567"/>
+        <w:spacing w:before="120" w:after="120"/>
+        <w:jc w:val="both"/>
         <w:outlineLvl w:val="1"/>
         <w:rPr>
-          <w:rFonts w:ascii="Times New Roman" w:eastAsia="SimSun" w:hAnsi="Times New Roman" w:cs="Arial"/>
+          <w:rFonts w:ascii="Times New Roman" w:eastAsia="SimSun" w:hAnsi="Times New Roman"/>
           <w:b/>
           <w:iCs/>
           <w:kern w:val="1"/>
@@ -3025,10 +3322,9 @@
           <w:lang w:eastAsia="zh-CN" w:bidi="hi-IN"/>
         </w:rPr>
       </w:pPr>
-      <w:bookmarkStart w:id="3" w:name="_Toc216098054"/>
       <w:r>
         <w:rPr>
-          <w:rFonts w:ascii="Times New Roman" w:eastAsia="SimSun" w:hAnsi="Times New Roman" w:cs="Arial"/>
+          <w:rFonts w:ascii="Times New Roman" w:eastAsia="SimSun" w:hAnsi="Times New Roman"/>
           <w:b/>
           <w:iCs/>
           <w:kern w:val="1"/>
@@ -3036,11 +3332,11 @@
           <w:szCs w:val="28"/>
           <w:lang w:eastAsia="zh-CN" w:bidi="hi-IN"/>
         </w:rPr>
-        <w:t xml:space="preserve">1.4 </w:t>
+        <w:t>Структура базы данных</w:t>
       </w:r>
       <w:r>
         <w:rPr>
-          <w:rFonts w:ascii="Times New Roman" w:eastAsia="SimSun" w:hAnsi="Times New Roman" w:cs="Arial"/>
+          <w:rFonts w:ascii="Times New Roman" w:eastAsia="SimSun" w:hAnsi="Times New Roman"/>
           <w:b/>
           <w:iCs/>
           <w:kern w:val="1"/>
@@ -3048,27 +3344,220 @@
           <w:szCs w:val="28"/>
           <w:lang w:eastAsia="zh-CN" w:bidi="hi-IN"/>
         </w:rPr>
-        <w:t>Структура базы данных</w:t>
+        <w:t>.</w:t>
       </w:r>
-      <w:r>
-        <w:rPr>
-          <w:rFonts w:ascii="Times New Roman" w:eastAsia="SimSun" w:hAnsi="Times New Roman" w:cs="Arial"/>
-          <w:b/>
+      <w:bookmarkEnd w:id="3"/>
+    </w:p>
+    <w:p>
+      <w:pPr>
+        <w:spacing w:after="0"/>
+        <w:ind w:firstLine="567"/>
+        <w:jc w:val="both"/>
+        <w:rPr>
+          <w:rFonts w:ascii="Times New Roman" w:eastAsia="SimSun" w:hAnsi="Times New Roman"/>
+          <w:bCs/>
           <w:iCs/>
           <w:kern w:val="1"/>
           <w:sz w:val="28"/>
           <w:szCs w:val="28"/>
           <w:lang w:eastAsia="zh-CN" w:bidi="hi-IN"/>
         </w:rPr>
-        <w:t>.</w:t>
+      </w:pPr>
+      <w:r>
+        <w:rPr>
+          <w:rFonts w:ascii="Times New Roman" w:eastAsia="SimSun" w:hAnsi="Times New Roman"/>
+          <w:bCs/>
+          <w:iCs/>
+          <w:kern w:val="1"/>
+          <w:sz w:val="28"/>
+          <w:szCs w:val="28"/>
+          <w:lang w:eastAsia="zh-CN" w:bidi="hi-IN"/>
+        </w:rPr>
+        <w:t xml:space="preserve">Представленная диаграмма "Сущность-Связь" описывает базу данных, включающую две основные сущности: Пользователь и Массив. </w:t>
       </w:r>
-      <w:bookmarkEnd w:id="3"/>
+    </w:p>
+    <w:p>
+      <w:pPr>
+        <w:spacing w:after="0"/>
+        <w:ind w:firstLine="567"/>
+        <w:jc w:val="both"/>
+        <w:rPr>
+          <w:rFonts w:ascii="Times New Roman" w:eastAsia="SimSun" w:hAnsi="Times New Roman"/>
+          <w:bCs/>
+          <w:iCs/>
+          <w:kern w:val="1"/>
+          <w:sz w:val="28"/>
+          <w:szCs w:val="28"/>
+          <w:lang w:eastAsia="zh-CN" w:bidi="hi-IN"/>
+        </w:rPr>
+      </w:pPr>
+      <w:r>
+        <w:rPr>
+          <w:rFonts w:ascii="Times New Roman" w:eastAsia="SimSun" w:hAnsi="Times New Roman"/>
+          <w:bCs/>
+          <w:iCs/>
+          <w:kern w:val="1"/>
+          <w:sz w:val="28"/>
+          <w:szCs w:val="28"/>
+          <w:lang w:eastAsia="zh-CN" w:bidi="hi-IN"/>
+        </w:rPr>
+        <w:t xml:space="preserve">Сущность Пользователь хранит учетные данные и личную информацию, такую как Логин (который, вероятно, является уникальным идентификатором), Пароль, Фамилия и Имя. </w:t>
+      </w:r>
+    </w:p>
+    <w:p>
+      <w:pPr>
+        <w:spacing w:after="0"/>
+        <w:ind w:firstLine="567"/>
+        <w:jc w:val="both"/>
+        <w:rPr>
+          <w:rFonts w:ascii="Times New Roman" w:eastAsia="SimSun" w:hAnsi="Times New Roman"/>
+          <w:bCs/>
+          <w:iCs/>
+          <w:kern w:val="1"/>
+          <w:sz w:val="28"/>
+          <w:szCs w:val="28"/>
+          <w:lang w:eastAsia="zh-CN" w:bidi="hi-IN"/>
+        </w:rPr>
+      </w:pPr>
+      <w:r>
+        <w:rPr>
+          <w:rFonts w:ascii="Times New Roman" w:eastAsia="SimSun" w:hAnsi="Times New Roman"/>
+          <w:bCs/>
+          <w:iCs/>
+          <w:kern w:val="1"/>
+          <w:sz w:val="28"/>
+          <w:szCs w:val="28"/>
+          <w:lang w:eastAsia="zh-CN" w:bidi="hi-IN"/>
+        </w:rPr>
+        <w:t xml:space="preserve">Сущность Массив содержит данные, характеризующиеся Названием и собственно Телом массива. </w:t>
+      </w:r>
+    </w:p>
+    <w:p>
+      <w:pPr>
+        <w:spacing w:after="0"/>
+        <w:ind w:firstLine="567"/>
+        <w:jc w:val="both"/>
+        <w:rPr>
+          <w:rFonts w:ascii="Times New Roman" w:eastAsia="SimSun" w:hAnsi="Times New Roman"/>
+          <w:bCs/>
+          <w:iCs/>
+          <w:kern w:val="1"/>
+          <w:sz w:val="28"/>
+          <w:szCs w:val="28"/>
+          <w:lang w:eastAsia="zh-CN" w:bidi="hi-IN"/>
+        </w:rPr>
+      </w:pPr>
+      <w:r>
+        <w:rPr>
+          <w:rFonts w:ascii="Times New Roman" w:eastAsia="SimSun" w:hAnsi="Times New Roman"/>
+          <w:bCs/>
+          <w:iCs/>
+          <w:kern w:val="1"/>
+          <w:sz w:val="28"/>
+          <w:szCs w:val="28"/>
+          <w:lang w:eastAsia="zh-CN" w:bidi="hi-IN"/>
+        </w:rPr>
+        <w:t xml:space="preserve">Эти две сущности связаны отношением «Принадлежит» с мощностью Один-ко-Многим (1:N). Это означает, что один Пользователь может быть владельцем множества (N) записей в таблице Массив, но при этом каждый Массив должен быть связан только с одним (1) конкретным Пользователем. </w:t>
+      </w:r>
+    </w:p>
+    <w:p>
+      <w:pPr>
+        <w:spacing w:after="0"/>
+        <w:ind w:firstLine="567"/>
+        <w:jc w:val="both"/>
+        <w:rPr>
+          <w:rFonts w:ascii="Times New Roman" w:eastAsia="SimSun" w:hAnsi="Times New Roman"/>
+          <w:bCs/>
+          <w:iCs/>
+          <w:kern w:val="1"/>
+          <w:sz w:val="28"/>
+          <w:szCs w:val="28"/>
+          <w:lang w:eastAsia="zh-CN" w:bidi="hi-IN"/>
+        </w:rPr>
+      </w:pPr>
+      <w:r>
+        <w:rPr>
+          <w:rFonts w:ascii="Times New Roman" w:eastAsia="SimSun" w:hAnsi="Times New Roman"/>
+          <w:bCs/>
+          <w:iCs/>
+          <w:kern w:val="1"/>
+          <w:sz w:val="28"/>
+          <w:szCs w:val="28"/>
+          <w:lang w:eastAsia="zh-CN" w:bidi="hi-IN"/>
+        </w:rPr>
+        <w:t>Таким образом, структура обеспечивает, чтобы каждый набор данных был однозначно привязан к создавшему его пользователю.</w:t>
+      </w:r>
+    </w:p>
+    <w:p>
+      <w:pPr>
+        <w:spacing w:after="0"/>
+        <w:ind w:firstLine="567"/>
+        <w:jc w:val="both"/>
+        <w:rPr>
+          <w:rFonts w:ascii="Times New Roman" w:eastAsia="SimSun" w:hAnsi="Times New Roman"/>
+          <w:bCs/>
+          <w:iCs/>
+          <w:kern w:val="1"/>
+          <w:sz w:val="28"/>
+          <w:szCs w:val="28"/>
+          <w:lang w:eastAsia="zh-CN" w:bidi="hi-IN"/>
+        </w:rPr>
+      </w:pPr>
+      <w:r>
+        <w:rPr>
+          <w:rFonts w:ascii="Times New Roman" w:eastAsia="SimSun" w:hAnsi="Times New Roman"/>
+          <w:bCs/>
+          <w:iCs/>
+          <w:kern w:val="1"/>
+          <w:sz w:val="28"/>
+          <w:szCs w:val="28"/>
+          <w:lang w:eastAsia="zh-CN" w:bidi="hi-IN"/>
+        </w:rPr>
+        <w:t xml:space="preserve">На рисунке 1 представлена </w:t>
+      </w:r>
+      <w:r>
+        <w:rPr>
+          <w:rFonts w:ascii="Times New Roman" w:eastAsia="SimSun" w:hAnsi="Times New Roman"/>
+          <w:bCs/>
+          <w:iCs/>
+          <w:kern w:val="1"/>
+          <w:sz w:val="28"/>
+          <w:szCs w:val="28"/>
+          <w:lang w:val="en-US" w:eastAsia="zh-CN" w:bidi="hi-IN"/>
+        </w:rPr>
+        <w:t>ER</w:t>
+      </w:r>
+      <w:r>
+        <w:rPr>
+          <w:rFonts w:ascii="Times New Roman" w:eastAsia="SimSun" w:hAnsi="Times New Roman"/>
+          <w:bCs/>
+          <w:iCs/>
+          <w:kern w:val="1"/>
+          <w:sz w:val="28"/>
+          <w:szCs w:val="28"/>
+          <w:lang w:eastAsia="zh-CN" w:bidi="hi-IN"/>
+        </w:rPr>
+        <w:t>-</w:t>
+      </w:r>
+      <w:r>
+        <w:rPr>
+          <w:rFonts w:ascii="Times New Roman" w:eastAsia="SimSun" w:hAnsi="Times New Roman"/>
+          <w:bCs/>
+          <w:iCs/>
+          <w:kern w:val="1"/>
+          <w:sz w:val="28"/>
+          <w:szCs w:val="28"/>
+          <w:lang w:eastAsia="zh-CN" w:bidi="hi-IN"/>
+        </w:rPr>
+        <w:t>диаграмма применяемой базы данных.</w:t>
+      </w:r>
     </w:p>
     <w:p>
       <w:pPr>
         <w:autoSpaceDE w:val="0"/>
         <w:autoSpaceDN w:val="0"/>
         <w:adjustRightInd w:val="0"/>
+        <w:jc w:val="center"/>
         <w:rPr>
           <w:rFonts w:ascii="Times New Roman" w:hAnsi="Times New Roman" w:cs="Times New Roman"/>
           <w:color w:val="000000" w:themeColor="text1"/>
@@ -3084,6 +3573,7 @@
           <w:sz w:val="28"/>
           <w:szCs w:val="28"/>
         </w:rPr>
+        <w:lastRenderedPageBreak/>
         <w:drawing>
           <wp:inline distT="0" distB="0" distL="0" distR="0" wp14:anchorId="5E0D2CE0" wp14:editId="62B8CE28">
             <wp:extent cx="4297680" cy="1821180"/>
@@ -3136,6 +3626,56 @@
     </w:p>
     <w:p>
       <w:pPr>
+        <w:pStyle w:val="aff6"/>
+      </w:pPr>
+      <w:r>
+        <w:t xml:space="preserve">Рисунок </w:t>
+      </w:r>
+      <w:r>
+        <w:t>1</w:t>
+      </w:r>
+      <w:r>
+        <w:t xml:space="preserve"> – </w:t>
+      </w:r>
+      <w:r>
+        <w:rPr>
+          <w:bCs/>
+          <w:iCs/>
+          <w:lang w:val="en-US"/>
+        </w:rPr>
+        <w:t>ER</w:t>
+      </w:r>
+      <w:r>
+        <w:rPr>
+          <w:bCs/>
+          <w:iCs/>
+        </w:rPr>
+        <w:t>-диаграмма</w:t>
+      </w:r>
+      <w:r>
+        <w:rPr>
+          <w:bCs/>
+          <w:iCs/>
+        </w:rPr>
+        <w:t xml:space="preserve"> базы данных</w:t>
+      </w:r>
+    </w:p>
+    <w:p>
+      <w:pPr>
+        <w:autoSpaceDE w:val="0"/>
+        <w:autoSpaceDN w:val="0"/>
+        <w:adjustRightInd w:val="0"/>
+        <w:jc w:val="center"/>
+        <w:rPr>
+          <w:rFonts w:ascii="Times New Roman" w:hAnsi="Times New Roman" w:cs="Times New Roman"/>
+          <w:color w:val="000000" w:themeColor="text1"/>
+          <w:sz w:val="28"/>
+          <w:szCs w:val="28"/>
+        </w:rPr>
+      </w:pPr>
+    </w:p>
+    <w:p>
+      <w:pPr>
         <w:suppressLineNumbers/>
         <w:suppressAutoHyphens/>
         <w:spacing w:before="120" w:after="120" w:line="240" w:lineRule="auto"/>
@@ -3208,15 +3748,11 @@
         <w:ind w:firstLine="0"/>
       </w:pPr>
       <w:r>
-        <w:rPr>
-          <w:noProof/>
-          <w:lang w:val="en-US"/>
-        </w:rPr>
         <w:drawing>
-          <wp:inline distT="0" distB="0" distL="0" distR="0" wp14:anchorId="4701B236" wp14:editId="082D5830">
-            <wp:extent cx="5940425" cy="1301750"/>
+          <wp:inline distT="0" distB="0" distL="0" distR="0" wp14:anchorId="188AB2CC" wp14:editId="2D320159">
+            <wp:extent cx="5940425" cy="1588770"/>
             <wp:effectExtent l="0" t="0" r="3175" b="0"/>
-            <wp:docPr id="2050522663" name="Рисунок 1"/>
+            <wp:docPr id="682598954" name="Рисунок 1"/>
             <wp:cNvGraphicFramePr>
               <a:graphicFrameLocks xmlns:a="http://schemas.openxmlformats.org/drawingml/2006/main" noChangeAspect="1"/>
             </wp:cNvGraphicFramePr>
@@ -3224,7 +3760,7 @@
               <a:graphicData uri="http://schemas.openxmlformats.org/drawingml/2006/picture">
                 <pic:pic xmlns:pic="http://schemas.openxmlformats.org/drawingml/2006/picture">
                   <pic:nvPicPr>
-                    <pic:cNvPr id="2050522663" name=""/>
+                    <pic:cNvPr id="682598954" name=""/>
                     <pic:cNvPicPr/>
                   </pic:nvPicPr>
                   <pic:blipFill>
@@ -3236,7 +3772,7 @@
                   <pic:spPr>
                     <a:xfrm>
                       <a:off x="0" y="0"/>
-                      <a:ext cx="5940425" cy="1301750"/>
+                      <a:ext cx="5940425" cy="1588770"/>
                     </a:xfrm>
                     <a:prstGeom prst="rect">
                       <a:avLst/>
@@ -3265,6 +3801,12 @@
     </w:p>
     <w:p>
       <w:pPr>
+        <w:pStyle w:val="aff6"/>
+        <w:jc w:val="left"/>
+      </w:pPr>
+    </w:p>
+    <w:p>
+      <w:pPr>
         <w:suppressLineNumbers/>
         <w:suppressAutoHyphens/>
         <w:spacing w:before="120" w:after="120" w:line="240" w:lineRule="auto"/>
@@ -3312,9 +3854,113 @@
         <w:pStyle w:val="aff6"/>
         <w:jc w:val="left"/>
         <w:rPr>
+          <w:noProof/>
           <w:lang w:val="en-US"/>
         </w:rPr>
       </w:pPr>
+      <w:r>
+        <w:drawing>
+          <wp:inline distT="0" distB="0" distL="0" distR="0" wp14:anchorId="4C6405A4" wp14:editId="44B93706">
+            <wp:extent cx="4589607" cy="2587449"/>
+            <wp:effectExtent l="0" t="0" r="1905" b="3810"/>
+            <wp:docPr id="607347658" name="Рисунок 1"/>
+            <wp:cNvGraphicFramePr>
+              <a:graphicFrameLocks xmlns:a="http://schemas.openxmlformats.org/drawingml/2006/main" noChangeAspect="1"/>
+            </wp:cNvGraphicFramePr>
+            <a:graphic xmlns:a="http://schemas.openxmlformats.org/drawingml/2006/main">
+              <a:graphicData uri="http://schemas.openxmlformats.org/drawingml/2006/picture">
+                <pic:pic xmlns:pic="http://schemas.openxmlformats.org/drawingml/2006/picture">
+                  <pic:nvPicPr>
+                    <pic:cNvPr id="607347658" name=""/>
+                    <pic:cNvPicPr/>
+                  </pic:nvPicPr>
+                  <pic:blipFill>
+                    <a:blip r:embed="rId11"/>
+                    <a:stretch>
+                      <a:fillRect/>
+                    </a:stretch>
+                  </pic:blipFill>
+                  <pic:spPr>
+                    <a:xfrm>
+                      <a:off x="0" y="0"/>
+                      <a:ext cx="4594638" cy="2590286"/>
+                    </a:xfrm>
+                    <a:prstGeom prst="rect">
+                      <a:avLst/>
+                    </a:prstGeom>
+                  </pic:spPr>
+                </pic:pic>
+              </a:graphicData>
+            </a:graphic>
+          </wp:inline>
+        </w:drawing>
+      </w:r>
+      <w:r>
+        <w:rPr>
+          <w:noProof/>
+        </w:rPr>
+        <w:t xml:space="preserve"> </w:t>
+      </w:r>
+    </w:p>
+    <w:p>
+      <w:pPr>
+        <w:pStyle w:val="aff6"/>
+        <w:jc w:val="left"/>
+        <w:rPr>
+          <w:noProof/>
+          <w:lang w:val="en-US"/>
+        </w:rPr>
+      </w:pPr>
+    </w:p>
+    <w:p>
+      <w:pPr>
+        <w:pStyle w:val="aff6"/>
+        <w:jc w:val="left"/>
+        <w:rPr>
+          <w:lang w:val="en-US"/>
+        </w:rPr>
+      </w:pPr>
+      <w:r>
+        <w:rPr>
+          <w:lang w:val="en-US"/>
+        </w:rPr>
+        <w:lastRenderedPageBreak/>
+        <w:drawing>
+          <wp:inline distT="0" distB="0" distL="0" distR="0" wp14:anchorId="17D53733" wp14:editId="54CC39B9">
+            <wp:extent cx="3679337" cy="1461654"/>
+            <wp:effectExtent l="0" t="0" r="0" b="5715"/>
+            <wp:docPr id="1109745689" name="Рисунок 1"/>
+            <wp:cNvGraphicFramePr>
+              <a:graphicFrameLocks xmlns:a="http://schemas.openxmlformats.org/drawingml/2006/main" noChangeAspect="1"/>
+            </wp:cNvGraphicFramePr>
+            <a:graphic xmlns:a="http://schemas.openxmlformats.org/drawingml/2006/main">
+              <a:graphicData uri="http://schemas.openxmlformats.org/drawingml/2006/picture">
+                <pic:pic xmlns:pic="http://schemas.openxmlformats.org/drawingml/2006/picture">
+                  <pic:nvPicPr>
+                    <pic:cNvPr id="1109745689" name=""/>
+                    <pic:cNvPicPr/>
+                  </pic:nvPicPr>
+                  <pic:blipFill>
+                    <a:blip r:embed="rId12"/>
+                    <a:stretch>
+                      <a:fillRect/>
+                    </a:stretch>
+                  </pic:blipFill>
+                  <pic:spPr>
+                    <a:xfrm>
+                      <a:off x="0" y="0"/>
+                      <a:ext cx="3689062" cy="1465517"/>
+                    </a:xfrm>
+                    <a:prstGeom prst="rect">
+                      <a:avLst/>
+                    </a:prstGeom>
+                  </pic:spPr>
+                </pic:pic>
+              </a:graphicData>
+            </a:graphic>
+          </wp:inline>
+        </w:drawing>
+      </w:r>
     </w:p>
     <w:p>
       <w:pPr>
@@ -3433,7 +4079,6 @@
         </w:rPr>
         <w:t xml:space="preserve"> </w:t>
       </w:r>
-      <w:proofErr w:type="spellStart"/>
       <w:r>
         <w:rPr>
           <w:rFonts w:ascii="Times New Roman" w:eastAsia="SimSun" w:hAnsi="Times New Roman" w:cs="Arial"/>
@@ -3443,10 +4088,15 @@
           <w:szCs w:val="28"/>
           <w:lang w:eastAsia="zh-CN" w:bidi="hi-IN"/>
         </w:rPr>
-        <w:t>шейкерной</w:t>
+        <w:t>шейкерной сортировки.</w:t>
       </w:r>
-      <w:proofErr w:type="spellEnd"/>
-      <w:r>
+    </w:p>
+    <w:p>
+      <w:pPr>
+        <w:suppressLineNumbers/>
+        <w:suppressAutoHyphens/>
+        <w:spacing w:before="120" w:after="120" w:line="240" w:lineRule="auto"/>
+        <w:ind w:firstLine="567"/>
         <w:rPr>
           <w:rFonts w:ascii="Times New Roman" w:eastAsia="SimSun" w:hAnsi="Times New Roman" w:cs="Arial"/>
           <w:iCs/>
@@ -3455,33 +4105,16 @@
           <w:szCs w:val="28"/>
           <w:lang w:eastAsia="zh-CN" w:bidi="hi-IN"/>
         </w:rPr>
-        <w:t xml:space="preserve"> сортировки.</w:t>
-      </w:r>
+      </w:pPr>
     </w:p>
     <w:p>
       <w:pPr>
-        <w:suppressLineNumbers/>
-        <w:suppressAutoHyphens/>
-        <w:spacing w:before="120" w:after="120" w:line="240" w:lineRule="auto"/>
-        <w:ind w:firstLine="567"/>
-        <w:rPr>
-          <w:rFonts w:ascii="Times New Roman" w:eastAsia="SimSun" w:hAnsi="Times New Roman" w:cs="Arial"/>
-          <w:iCs/>
-          <w:kern w:val="1"/>
-          <w:sz w:val="28"/>
-          <w:szCs w:val="28"/>
-          <w:lang w:eastAsia="zh-CN" w:bidi="hi-IN"/>
-        </w:rPr>
-      </w:pPr>
-    </w:p>
-    <w:p>
-      <w:pPr>
         <w:jc w:val="center"/>
       </w:pPr>
     </w:p>
     <w:sectPr>
-      <w:footerReference w:type="default" r:id="rId11"/>
-      <w:footerReference w:type="first" r:id="rId12"/>
+      <w:footerReference w:type="default" r:id="rId13"/>
+      <w:footerReference w:type="first" r:id="rId14"/>
       <w:pgSz w:w="11906" w:h="16838"/>
       <w:pgMar w:top="1134" w:right="850" w:bottom="1134" w:left="1701" w:header="708" w:footer="708" w:gutter="0"/>
       <w:cols w:space="708"/>
